--- a/Fiches-descriptive/Fiche-descriptive_CreerUneSalle.docx
+++ b/Fiches-descriptive/Fiche-descriptive_CreerUneSalle.docx
@@ -6,21 +6,38 @@
       <w:tblPr>
         <w:tblStyle w:val="Grilledutableau"/>
         <w:tblW w:w="0" w:type="auto"/>
+        <w:jc w:val="center"/>
         <w:tblInd w:w="0" w:type="dxa"/>
+        <w:tblBorders>
+          <w:top w:val="single" w:sz="6" w:space="0" w:color="D9D9D9"/>
+          <w:left w:val="single" w:sz="6" w:space="0" w:color="D9D9D9"/>
+          <w:bottom w:val="single" w:sz="6" w:space="0" w:color="D9D9D9"/>
+          <w:right w:val="single" w:sz="6" w:space="0" w:color="D9D9D9"/>
+          <w:insideH w:val="single" w:sz="6" w:space="0" w:color="D9D9D9"/>
+          <w:insideV w:val="single" w:sz="6" w:space="0" w:color="D9D9D9"/>
+        </w:tblBorders>
+        <w:tblLayout w:type="fixed"/>
+        <w:tblCellMar>
+          <w:top w:w="100" w:type="dxa"/>
+          <w:left w:w="100" w:type="dxa"/>
+          <w:bottom w:w="100" w:type="dxa"/>
+          <w:right w:w="100" w:type="dxa"/>
+        </w:tblCellMar>
         <w:tblLook w:val="01E0" w:firstRow="1" w:lastRow="1" w:firstColumn="1" w:lastColumn="1" w:noHBand="0" w:noVBand="0"/>
       </w:tblPr>
       <w:tblGrid>
-        <w:gridCol w:w="2768"/>
-        <w:gridCol w:w="3767"/>
-        <w:gridCol w:w="2527"/>
+        <w:gridCol w:w="3289"/>
+        <w:gridCol w:w="3289"/>
+        <w:gridCol w:w="3289"/>
       </w:tblGrid>
       <w:tr>
         <w:trPr>
-          <w:trHeight w:val="539"/>
+          <w:cantSplit/>
+          <w:jc w:val="center"/>
         </w:trPr>
         <w:tc>
           <w:tcPr>
-            <w:tcW w:w="9212" w:type="dxa"/>
+            <w:tcW w:w="9866" w:type="dxa"/>
             <w:gridSpan w:val="3"/>
             <w:tcBorders>
               <w:top w:val="single" w:sz="4" w:space="0" w:color="auto"/>
@@ -28,34 +45,28 @@
               <w:bottom w:val="single" w:sz="4" w:space="0" w:color="auto"/>
               <w:right w:val="single" w:sz="4" w:space="0" w:color="auto"/>
             </w:tcBorders>
-            <w:shd w:val="pct15" w:color="auto" w:fill="auto"/>
+            <w:shd w:val="clear" w:color="auto" w:fill="E7EEF5"/>
             <w:vAlign w:val="center"/>
             <w:hideMark/>
           </w:tcPr>
           <w:p>
             <w:pPr>
-              <w:rPr>
-                <w:rFonts w:ascii="Arial" w:hAnsi="Arial" w:cs="Arial"/>
-                <w:noProof/>
-                <w:sz w:val="28"/>
-                <w:szCs w:val="28"/>
-              </w:rPr>
-            </w:pPr>
-            <w:r>
-              <w:rPr>
-                <w:rFonts w:ascii="Arial" w:hAnsi="Arial" w:cs="Arial"/>
-                <w:noProof/>
-                <w:sz w:val="28"/>
-                <w:szCs w:val="28"/>
+              <w:spacing w:after="60" w:line="252" w:lineRule="auto"/>
+              <w:rPr>
+                <w:noProof/>
+              </w:rPr>
+            </w:pPr>
+            <w:r>
+              <w:rPr>
+                <w:b/>
+                <w:noProof/>
               </w:rPr>
               <w:t>-</w:t>
             </w:r>
             <w:r>
               <w:rPr>
-                <w:rFonts w:ascii="Arial" w:hAnsi="Arial" w:cs="Arial"/>
-                <w:noProof/>
-                <w:sz w:val="28"/>
-                <w:szCs w:val="28"/>
+                <w:b/>
+                <w:noProof/>
               </w:rPr>
               <w:t>Cas d’utilisation : Créer une salle</w:t>
             </w:r>
@@ -63,33 +74,33 @@
         </w:tc>
       </w:tr>
       <w:tr>
-        <w:tc>
-          <w:tcPr>
-            <w:tcW w:w="2808" w:type="dxa"/>
+        <w:trPr>
+          <w:cantSplit/>
+          <w:jc w:val="center"/>
+        </w:trPr>
+        <w:tc>
+          <w:tcPr>
+            <w:tcW w:w="3289" w:type="dxa"/>
             <w:tcBorders>
               <w:top w:val="single" w:sz="4" w:space="0" w:color="auto"/>
               <w:left w:val="single" w:sz="4" w:space="0" w:color="auto"/>
               <w:bottom w:val="nil"/>
               <w:right w:val="single" w:sz="4" w:space="0" w:color="auto"/>
             </w:tcBorders>
+            <w:shd w:val="clear" w:color="auto" w:fill="FFFFFF"/>
             <w:vAlign w:val="center"/>
             <w:hideMark/>
           </w:tcPr>
           <w:p>
             <w:pPr>
-              <w:rPr>
-                <w:rFonts w:ascii="Arial" w:hAnsi="Arial" w:cs="Arial"/>
-                <w:noProof/>
-                <w:sz w:val="20"/>
-                <w:szCs w:val="20"/>
-              </w:rPr>
-            </w:pPr>
-            <w:r>
-              <w:rPr>
-                <w:rFonts w:ascii="Arial" w:hAnsi="Arial" w:cs="Arial"/>
-                <w:noProof/>
-                <w:sz w:val="20"/>
-                <w:szCs w:val="20"/>
+              <w:spacing w:after="60" w:line="252" w:lineRule="auto"/>
+              <w:rPr>
+                <w:noProof/>
+              </w:rPr>
+            </w:pPr>
+            <w:r>
+              <w:rPr>
+                <w:noProof/>
               </w:rPr>
               <w:t>Rédacteur : SGT HALIMI</w:t>
             </w:r>
@@ -97,31 +108,27 @@
         </w:tc>
         <w:tc>
           <w:tcPr>
-            <w:tcW w:w="3842" w:type="dxa"/>
+            <w:tcW w:w="3289" w:type="dxa"/>
             <w:tcBorders>
               <w:top w:val="single" w:sz="4" w:space="0" w:color="auto"/>
               <w:left w:val="single" w:sz="4" w:space="0" w:color="auto"/>
               <w:bottom w:val="nil"/>
               <w:right w:val="single" w:sz="4" w:space="0" w:color="auto"/>
             </w:tcBorders>
+            <w:shd w:val="clear" w:color="auto" w:fill="FFFFFF"/>
             <w:vAlign w:val="center"/>
             <w:hideMark/>
           </w:tcPr>
           <w:p>
             <w:pPr>
-              <w:rPr>
-                <w:rFonts w:ascii="Arial" w:hAnsi="Arial" w:cs="Arial"/>
-                <w:noProof/>
-                <w:sz w:val="20"/>
-                <w:szCs w:val="20"/>
-              </w:rPr>
-            </w:pPr>
-            <w:r>
-              <w:rPr>
-                <w:rFonts w:ascii="Arial" w:hAnsi="Arial" w:cs="Arial"/>
-                <w:noProof/>
-                <w:sz w:val="20"/>
-                <w:szCs w:val="20"/>
+              <w:spacing w:after="60" w:line="252" w:lineRule="auto"/>
+              <w:rPr>
+                <w:noProof/>
+              </w:rPr>
+            </w:pPr>
+            <w:r>
+              <w:rPr>
+                <w:noProof/>
               </w:rPr>
               <w:t>Projet : SESAM</w:t>
             </w:r>
@@ -129,31 +136,27 @@
         </w:tc>
         <w:tc>
           <w:tcPr>
-            <w:tcW w:w="2562" w:type="dxa"/>
+            <w:tcW w:w="3289" w:type="dxa"/>
             <w:tcBorders>
               <w:top w:val="single" w:sz="4" w:space="0" w:color="auto"/>
               <w:left w:val="single" w:sz="4" w:space="0" w:color="auto"/>
               <w:bottom w:val="nil"/>
               <w:right w:val="single" w:sz="4" w:space="0" w:color="auto"/>
             </w:tcBorders>
+            <w:shd w:val="clear" w:color="auto" w:fill="FFFFFF"/>
             <w:vAlign w:val="center"/>
             <w:hideMark/>
           </w:tcPr>
           <w:p>
             <w:pPr>
-              <w:rPr>
-                <w:rFonts w:ascii="Arial" w:hAnsi="Arial" w:cs="Arial"/>
-                <w:noProof/>
-                <w:sz w:val="20"/>
-                <w:szCs w:val="20"/>
-              </w:rPr>
-            </w:pPr>
-            <w:r>
-              <w:rPr>
-                <w:rFonts w:ascii="Arial" w:hAnsi="Arial" w:cs="Arial"/>
-                <w:noProof/>
-                <w:sz w:val="20"/>
-                <w:szCs w:val="20"/>
+              <w:spacing w:after="60" w:line="252" w:lineRule="auto"/>
+              <w:rPr>
+                <w:noProof/>
+              </w:rPr>
+            </w:pPr>
+            <w:r>
+              <w:rPr>
+                <w:noProof/>
               </w:rPr>
               <w:t>Date et version :</w:t>
             </w:r>
@@ -162,79 +165,74 @@
       </w:tr>
       <w:tr>
         <w:trPr>
-          <w:trHeight w:val="510"/>
+          <w:cantSplit/>
+          <w:jc w:val="center"/>
         </w:trPr>
         <w:tc>
           <w:tcPr>
-            <w:tcW w:w="2808" w:type="dxa"/>
+            <w:tcW w:w="3289" w:type="dxa"/>
             <w:tcBorders>
               <w:top w:val="nil"/>
               <w:left w:val="single" w:sz="4" w:space="0" w:color="auto"/>
               <w:bottom w:val="single" w:sz="4" w:space="0" w:color="auto"/>
               <w:right w:val="single" w:sz="4" w:space="0" w:color="auto"/>
             </w:tcBorders>
-            <w:vAlign w:val="center"/>
-          </w:tcPr>
-          <w:p>
-            <w:pPr>
-              <w:rPr>
-                <w:rFonts w:ascii="Arial" w:hAnsi="Arial" w:cs="Arial"/>
-                <w:noProof/>
-                <w:sz w:val="20"/>
-                <w:szCs w:val="20"/>
-              </w:rPr>
-            </w:pPr>
-          </w:p>
-        </w:tc>
-        <w:tc>
-          <w:tcPr>
-            <w:tcW w:w="3842" w:type="dxa"/>
+            <w:shd w:val="clear" w:color="auto" w:fill="FFFFFF"/>
+            <w:vAlign w:val="center"/>
+          </w:tcPr>
+          <w:p>
+            <w:pPr>
+              <w:spacing w:after="60" w:line="252" w:lineRule="auto"/>
+              <w:rPr>
+                <w:noProof/>
+              </w:rPr>
+            </w:pPr>
+          </w:p>
+        </w:tc>
+        <w:tc>
+          <w:tcPr>
+            <w:tcW w:w="3289" w:type="dxa"/>
             <w:tcBorders>
               <w:top w:val="nil"/>
               <w:left w:val="single" w:sz="4" w:space="0" w:color="auto"/>
               <w:bottom w:val="single" w:sz="4" w:space="0" w:color="auto"/>
               <w:right w:val="single" w:sz="4" w:space="0" w:color="auto"/>
             </w:tcBorders>
-            <w:vAlign w:val="center"/>
-          </w:tcPr>
-          <w:p>
-            <w:pPr>
-              <w:rPr>
-                <w:rFonts w:ascii="Arial" w:hAnsi="Arial" w:cs="Arial"/>
-                <w:noProof/>
-                <w:sz w:val="20"/>
-                <w:szCs w:val="20"/>
-              </w:rPr>
-            </w:pPr>
-          </w:p>
-        </w:tc>
-        <w:tc>
-          <w:tcPr>
-            <w:tcW w:w="2562" w:type="dxa"/>
+            <w:shd w:val="clear" w:color="auto" w:fill="FFFFFF"/>
+            <w:vAlign w:val="center"/>
+          </w:tcPr>
+          <w:p>
+            <w:pPr>
+              <w:spacing w:after="60" w:line="252" w:lineRule="auto"/>
+              <w:rPr>
+                <w:noProof/>
+              </w:rPr>
+            </w:pPr>
+          </w:p>
+        </w:tc>
+        <w:tc>
+          <w:tcPr>
+            <w:tcW w:w="3289" w:type="dxa"/>
             <w:tcBorders>
               <w:top w:val="nil"/>
               <w:left w:val="single" w:sz="4" w:space="0" w:color="auto"/>
               <w:bottom w:val="single" w:sz="4" w:space="0" w:color="auto"/>
               <w:right w:val="single" w:sz="4" w:space="0" w:color="auto"/>
             </w:tcBorders>
+            <w:shd w:val="clear" w:color="auto" w:fill="FFFFFF"/>
             <w:vAlign w:val="center"/>
             <w:hideMark/>
           </w:tcPr>
           <w:p>
             <w:pPr>
-              <w:rPr>
-                <w:rFonts w:ascii="Arial" w:hAnsi="Arial" w:cs="Arial"/>
-                <w:noProof/>
-                <w:sz w:val="20"/>
-                <w:szCs w:val="20"/>
-              </w:rPr>
-            </w:pPr>
-            <w:r>
-              <w:rPr>
-                <w:rFonts w:ascii="Arial" w:hAnsi="Arial" w:cs="Arial"/>
-                <w:noProof/>
-                <w:sz w:val="20"/>
-                <w:szCs w:val="20"/>
+              <w:spacing w:after="60" w:line="252" w:lineRule="auto"/>
+              <w:rPr>
+                <w:noProof/>
+              </w:rPr>
+            </w:pPr>
+            <w:r>
+              <w:rPr>
+                <w:noProof/>
               </w:rPr>
               <w:t>06/10/2026</w:t>
             </w:r>
@@ -242,9 +240,13 @@
         </w:tc>
       </w:tr>
       <w:tr>
-        <w:tc>
-          <w:tcPr>
-            <w:tcW w:w="9212" w:type="dxa"/>
+        <w:trPr>
+          <w:cantSplit/>
+          <w:jc w:val="center"/>
+        </w:trPr>
+        <w:tc>
+          <w:tcPr>
+            <w:tcW w:w="9866" w:type="dxa"/>
             <w:gridSpan w:val="3"/>
             <w:tcBorders>
               <w:top w:val="single" w:sz="4" w:space="0" w:color="auto"/>
@@ -252,29 +254,24 @@
               <w:bottom w:val="single" w:sz="4" w:space="0" w:color="auto"/>
               <w:right w:val="single" w:sz="4" w:space="0" w:color="auto"/>
             </w:tcBorders>
-            <w:shd w:val="pct15" w:color="auto" w:fill="auto"/>
+            <w:shd w:val="clear" w:color="auto" w:fill="E7EEF5"/>
             <w:vAlign w:val="center"/>
             <w:hideMark/>
           </w:tcPr>
           <w:p>
             <w:pPr>
-              <w:rPr>
-                <w:rFonts w:ascii="Arial" w:hAnsi="Arial" w:cs="Arial"/>
+              <w:spacing w:after="60" w:line="252" w:lineRule="auto"/>
+              <w:rPr>
                 <w:b/>
                 <w:bCs/>
                 <w:noProof/>
-                <w:sz w:val="20"/>
-                <w:szCs w:val="20"/>
-              </w:rPr>
-            </w:pPr>
-            <w:r>
-              <w:rPr>
-                <w:rFonts w:ascii="Arial" w:hAnsi="Arial" w:cs="Arial"/>
+              </w:rPr>
+            </w:pPr>
+            <w:r>
+              <w:rPr>
                 <w:b/>
                 <w:bCs/>
                 <w:noProof/>
-                <w:sz w:val="20"/>
-                <w:szCs w:val="20"/>
               </w:rPr>
               <w:t>Description :</w:t>
             </w:r>
@@ -283,11 +280,12 @@
       </w:tr>
       <w:tr>
         <w:trPr>
-          <w:trHeight w:val="1496"/>
+          <w:cantSplit/>
+          <w:jc w:val="center"/>
         </w:trPr>
         <w:tc>
           <w:tcPr>
-            <w:tcW w:w="9212" w:type="dxa"/>
+            <w:tcW w:w="9866" w:type="dxa"/>
             <w:gridSpan w:val="3"/>
             <w:tcBorders>
               <w:top w:val="single" w:sz="4" w:space="0" w:color="auto"/>
@@ -295,89 +293,69 @@
               <w:bottom w:val="single" w:sz="4" w:space="0" w:color="auto"/>
               <w:right w:val="single" w:sz="4" w:space="0" w:color="auto"/>
             </w:tcBorders>
-          </w:tcPr>
-          <w:p>
-            <w:pPr>
-              <w:rPr>
-                <w:rFonts w:ascii="Arial" w:hAnsi="Arial" w:cs="Arial"/>
-                <w:noProof/>
-                <w:sz w:val="20"/>
-                <w:szCs w:val="20"/>
-              </w:rPr>
-            </w:pPr>
-            <w:r>
-              <w:rPr>
-                <w:rFonts w:ascii="Arial" w:hAnsi="Arial" w:cs="Arial"/>
-                <w:noProof/>
-                <w:sz w:val="20"/>
-                <w:szCs w:val="20"/>
+            <w:shd w:val="clear" w:color="auto" w:fill="FFFFFF"/>
+            <w:vAlign w:val="center"/>
+          </w:tcPr>
+          <w:p>
+            <w:pPr>
+              <w:spacing w:after="60" w:line="252" w:lineRule="auto"/>
+              <w:rPr>
+                <w:noProof/>
+              </w:rPr>
+            </w:pPr>
+            <w:r>
+              <w:rPr>
+                <w:noProof/>
               </w:rPr>
               <w:t>EN TANT QUE …&lt;Utilisateur&gt; Gestionnaire</w:t>
             </w:r>
           </w:p>
           <w:p>
             <w:pPr>
-              <w:rPr>
-                <w:rFonts w:ascii="Arial" w:hAnsi="Arial" w:cs="Arial"/>
-                <w:noProof/>
-                <w:sz w:val="20"/>
-                <w:szCs w:val="20"/>
-              </w:rPr>
-            </w:pPr>
-            <w:r>
-              <w:rPr>
-                <w:rFonts w:ascii="Arial" w:hAnsi="Arial" w:cs="Arial"/>
-                <w:noProof/>
-                <w:sz w:val="20"/>
-                <w:szCs w:val="20"/>
+              <w:spacing w:after="60" w:line="252" w:lineRule="auto"/>
+              <w:rPr>
+                <w:noProof/>
+              </w:rPr>
+            </w:pPr>
+            <w:r>
+              <w:rPr>
+                <w:noProof/>
               </w:rPr>
               <w:t>JE SOUHAITE … &lt;Remplir des informations&gt; Créer une salle</w:t>
             </w:r>
           </w:p>
           <w:p>
             <w:pPr>
-              <w:rPr>
-                <w:rFonts w:ascii="Arial" w:hAnsi="Arial" w:cs="Arial"/>
-                <w:noProof/>
-                <w:sz w:val="20"/>
-                <w:szCs w:val="20"/>
-              </w:rPr>
-            </w:pPr>
-            <w:r>
-              <w:rPr>
-                <w:rFonts w:ascii="Arial" w:hAnsi="Arial" w:cs="Arial"/>
-                <w:noProof/>
-                <w:sz w:val="20"/>
-                <w:szCs w:val="20"/>
+              <w:spacing w:after="60" w:line="252" w:lineRule="auto"/>
+              <w:rPr>
+                <w:noProof/>
+              </w:rPr>
+            </w:pPr>
+            <w:r>
+              <w:rPr>
+                <w:noProof/>
               </w:rPr>
               <w:t>AFIN DE … &lt;Créer un acteur&gt; sauvegarder une salle dans le SI SESAM</w:t>
             </w:r>
           </w:p>
           <w:p>
             <w:pPr>
-              <w:rPr>
-                <w:rFonts w:ascii="Arial" w:hAnsi="Arial" w:cs="Arial"/>
-                <w:noProof/>
-                <w:sz w:val="20"/>
-                <w:szCs w:val="20"/>
-              </w:rPr>
-            </w:pPr>
-          </w:p>
-          <w:p>
-            <w:pPr>
-              <w:rPr>
-                <w:rFonts w:ascii="Arial" w:hAnsi="Arial" w:cs="Arial"/>
-                <w:noProof/>
-                <w:sz w:val="20"/>
-                <w:szCs w:val="20"/>
-              </w:rPr>
-            </w:pPr>
-            <w:r>
-              <w:rPr>
-                <w:rFonts w:ascii="Arial" w:hAnsi="Arial" w:cs="Arial"/>
-                <w:noProof/>
-                <w:sz w:val="20"/>
-                <w:szCs w:val="20"/>
+              <w:spacing w:after="60" w:line="252" w:lineRule="auto"/>
+              <w:rPr>
+                <w:noProof/>
+              </w:rPr>
+            </w:pPr>
+          </w:p>
+          <w:p>
+            <w:pPr>
+              <w:spacing w:after="60" w:line="252" w:lineRule="auto"/>
+              <w:rPr>
+                <w:noProof/>
+              </w:rPr>
+            </w:pPr>
+            <w:r>
+              <w:rPr>
+                <w:noProof/>
               </w:rPr>
               <w:t>Acteur(s) secondaires : NEANT</w:t>
             </w:r>
@@ -386,11 +364,12 @@
       </w:tr>
       <w:tr>
         <w:trPr>
-          <w:trHeight w:val="230"/>
+          <w:cantSplit/>
+          <w:jc w:val="center"/>
         </w:trPr>
         <w:tc>
           <w:tcPr>
-            <w:tcW w:w="9212" w:type="dxa"/>
+            <w:tcW w:w="9866" w:type="dxa"/>
             <w:gridSpan w:val="3"/>
             <w:tcBorders>
               <w:top w:val="single" w:sz="4" w:space="0" w:color="auto"/>
@@ -398,27 +377,22 @@
               <w:bottom w:val="single" w:sz="4" w:space="0" w:color="auto"/>
               <w:right w:val="single" w:sz="4" w:space="0" w:color="auto"/>
             </w:tcBorders>
-            <w:shd w:val="pct15" w:color="auto" w:fill="auto"/>
+            <w:shd w:val="clear" w:color="auto" w:fill="E7EEF5"/>
             <w:vAlign w:val="center"/>
             <w:hideMark/>
           </w:tcPr>
           <w:p>
             <w:pPr>
-              <w:rPr>
-                <w:rFonts w:ascii="Arial" w:hAnsi="Arial" w:cs="Arial"/>
+              <w:spacing w:after="60" w:line="252" w:lineRule="auto"/>
+              <w:rPr>
                 <w:b/>
                 <w:noProof/>
-                <w:sz w:val="20"/>
-                <w:szCs w:val="20"/>
-              </w:rPr>
-            </w:pPr>
-            <w:r>
-              <w:rPr>
-                <w:rFonts w:ascii="Arial" w:hAnsi="Arial" w:cs="Arial"/>
+              </w:rPr>
+            </w:pPr>
+            <w:r>
+              <w:rPr>
                 <w:b/>
                 <w:noProof/>
-                <w:sz w:val="20"/>
-                <w:szCs w:val="20"/>
               </w:rPr>
               <w:t>Critères d’acceptation (résultats attendus) :</w:t>
             </w:r>
@@ -427,11 +401,12 @@
       </w:tr>
       <w:tr>
         <w:trPr>
-          <w:trHeight w:val="811"/>
+          <w:cantSplit/>
+          <w:jc w:val="center"/>
         </w:trPr>
         <w:tc>
           <w:tcPr>
-            <w:tcW w:w="9212" w:type="dxa"/>
+            <w:tcW w:w="9866" w:type="dxa"/>
             <w:gridSpan w:val="3"/>
             <w:tcBorders>
               <w:top w:val="single" w:sz="4" w:space="0" w:color="auto"/>
@@ -439,6 +414,8 @@
               <w:bottom w:val="single" w:sz="4" w:space="0" w:color="auto"/>
               <w:right w:val="single" w:sz="4" w:space="0" w:color="auto"/>
             </w:tcBorders>
+            <w:shd w:val="clear" w:color="auto" w:fill="FFFFFF"/>
+            <w:vAlign w:val="center"/>
           </w:tcPr>
           <w:p>
             <w:pPr>
@@ -447,20 +424,15 @@
                 <w:ilvl w:val="0"/>
                 <w:numId w:val="1"/>
               </w:numPr>
+              <w:spacing w:after="60" w:line="252" w:lineRule="auto"/>
               <w:ind w:left="284" w:hanging="284"/>
               <w:rPr>
-                <w:rFonts w:ascii="Arial" w:hAnsi="Arial" w:cs="Arial"/>
-                <w:noProof/>
-                <w:sz w:val="20"/>
-                <w:szCs w:val="20"/>
-              </w:rPr>
-            </w:pPr>
-            <w:r>
-              <w:rPr>
-                <w:rFonts w:ascii="Arial" w:hAnsi="Arial" w:cs="Arial"/>
-                <w:noProof/>
-                <w:sz w:val="20"/>
-                <w:szCs w:val="20"/>
+                <w:noProof/>
+              </w:rPr>
+            </w:pPr>
+            <w:r>
+              <w:rPr>
+                <w:noProof/>
               </w:rPr>
               <w:t>Avoir l’acteur au sein du SI</w:t>
             </w:r>
@@ -468,12 +440,10 @@
           <w:p>
             <w:pPr>
               <w:pStyle w:val="Paragraphedeliste"/>
+              <w:spacing w:after="60" w:line="252" w:lineRule="auto"/>
               <w:ind w:left="284"/>
               <w:rPr>
-                <w:rFonts w:ascii="Arial" w:hAnsi="Arial" w:cs="Arial"/>
-                <w:noProof/>
-                <w:sz w:val="20"/>
-                <w:szCs w:val="20"/>
+                <w:noProof/>
               </w:rPr>
             </w:pPr>
           </w:p>
@@ -481,11 +451,12 @@
       </w:tr>
       <w:tr>
         <w:trPr>
-          <w:trHeight w:val="230"/>
+          <w:cantSplit/>
+          <w:jc w:val="center"/>
         </w:trPr>
         <w:tc>
           <w:tcPr>
-            <w:tcW w:w="9212" w:type="dxa"/>
+            <w:tcW w:w="9866" w:type="dxa"/>
             <w:gridSpan w:val="3"/>
             <w:tcBorders>
               <w:top w:val="single" w:sz="4" w:space="0" w:color="auto"/>
@@ -493,27 +464,22 @@
               <w:bottom w:val="single" w:sz="4" w:space="0" w:color="auto"/>
               <w:right w:val="single" w:sz="4" w:space="0" w:color="auto"/>
             </w:tcBorders>
-            <w:shd w:val="pct15" w:color="auto" w:fill="auto"/>
+            <w:shd w:val="clear" w:color="auto" w:fill="E7EEF5"/>
             <w:vAlign w:val="center"/>
             <w:hideMark/>
           </w:tcPr>
           <w:p>
             <w:pPr>
-              <w:rPr>
-                <w:rFonts w:ascii="Arial" w:hAnsi="Arial" w:cs="Arial"/>
+              <w:spacing w:after="60" w:line="252" w:lineRule="auto"/>
+              <w:rPr>
                 <w:b/>
                 <w:noProof/>
-                <w:sz w:val="20"/>
-                <w:szCs w:val="20"/>
-              </w:rPr>
-            </w:pPr>
-            <w:r>
-              <w:rPr>
-                <w:rFonts w:ascii="Arial" w:hAnsi="Arial" w:cs="Arial"/>
+              </w:rPr>
+            </w:pPr>
+            <w:r>
+              <w:rPr>
                 <w:b/>
                 <w:noProof/>
-                <w:sz w:val="20"/>
-                <w:szCs w:val="20"/>
               </w:rPr>
               <w:t>Règles de gestion métier :</w:t>
             </w:r>
@@ -522,11 +488,12 @@
       </w:tr>
       <w:tr>
         <w:trPr>
-          <w:trHeight w:val="482"/>
+          <w:cantSplit/>
+          <w:jc w:val="center"/>
         </w:trPr>
         <w:tc>
           <w:tcPr>
-            <w:tcW w:w="9212" w:type="dxa"/>
+            <w:tcW w:w="9866" w:type="dxa"/>
             <w:gridSpan w:val="3"/>
             <w:tcBorders>
               <w:top w:val="single" w:sz="4" w:space="0" w:color="auto"/>
@@ -534,96 +501,60 @@
               <w:bottom w:val="single" w:sz="4" w:space="0" w:color="auto"/>
               <w:right w:val="single" w:sz="4" w:space="0" w:color="auto"/>
             </w:tcBorders>
+            <w:shd w:val="clear" w:color="auto" w:fill="FFFFFF"/>
+            <w:vAlign w:val="center"/>
             <w:hideMark/>
           </w:tcPr>
           <w:p>
             <w:pPr>
-              <w:rPr>
-                <w:rFonts w:ascii="Arial" w:hAnsi="Arial" w:cs="Arial"/>
-                <w:noProof/>
-                <w:sz w:val="20"/>
-                <w:szCs w:val="20"/>
-              </w:rPr>
-            </w:pPr>
-            <w:r>
-              <w:rPr>
-                <w:rFonts w:ascii="Arial" w:hAnsi="Arial" w:cs="Arial"/>
-                <w:noProof/>
-                <w:sz w:val="20"/>
-                <w:szCs w:val="20"/>
-              </w:rPr>
-              <w:t>Le nom de salle doit être unique</w:t>
-            </w:r>
-            <w:r>
-              <w:rPr>
-                <w:rFonts w:ascii="Arial" w:hAnsi="Arial" w:cs="Arial"/>
-                <w:noProof/>
-                <w:sz w:val="20"/>
-                <w:szCs w:val="20"/>
+              <w:spacing w:after="60" w:line="252" w:lineRule="auto"/>
+              <w:rPr>
+                <w:noProof/>
+              </w:rPr>
+            </w:pPr>
+            <w:r>
+              <w:rPr>
+                <w:noProof/>
+              </w:rPr>
+              <w:t>Le nom de salle doit être unique.</w:t>
+            </w:r>
+          </w:p>
+          <w:p>
+            <w:pPr>
+              <w:spacing w:after="60" w:line="252" w:lineRule="auto"/>
+              <w:rPr>
+                <w:noProof/>
+              </w:rPr>
+            </w:pPr>
+            <w:r>
+              <w:rPr>
+                <w:noProof/>
+              </w:rPr>
+              <w:t>Le nom, le type de salle, le batiment, la localisation et la capacité sont obligatoires</w:t>
+            </w:r>
+            <w:r>
+              <w:rPr>
+                <w:noProof/>
               </w:rPr>
               <w:t>.</w:t>
             </w:r>
           </w:p>
           <w:p>
             <w:pPr>
-              <w:rPr>
-                <w:rFonts w:ascii="Arial" w:hAnsi="Arial" w:cs="Arial"/>
-                <w:noProof/>
-                <w:sz w:val="20"/>
-                <w:szCs w:val="20"/>
-              </w:rPr>
-            </w:pPr>
-            <w:r>
-              <w:rPr>
-                <w:rFonts w:ascii="Arial" w:hAnsi="Arial" w:cs="Arial"/>
-                <w:noProof/>
-                <w:sz w:val="20"/>
-                <w:szCs w:val="20"/>
-              </w:rPr>
-              <w:t>Le nom, le type de salle, le batiment, la localisation et la capacité sont obligatoires</w:t>
-            </w:r>
-            <w:r>
-              <w:rPr>
-                <w:rFonts w:ascii="Arial" w:hAnsi="Arial" w:cs="Arial"/>
-                <w:noProof/>
-                <w:sz w:val="20"/>
-                <w:szCs w:val="20"/>
-              </w:rPr>
-              <w:t>.</w:t>
-            </w:r>
-          </w:p>
-          <w:p>
-            <w:pPr>
-              <w:rPr>
-                <w:rFonts w:ascii="Arial" w:hAnsi="Arial" w:cs="Arial"/>
-                <w:sz w:val="20"/>
-                <w:szCs w:val="20"/>
-              </w:rPr>
-            </w:pPr>
-            <w:r>
-              <w:rPr>
-                <w:rFonts w:ascii="Arial" w:hAnsi="Arial" w:cs="Arial"/>
-                <w:sz w:val="20"/>
-                <w:szCs w:val="20"/>
-              </w:rPr>
+              <w:spacing w:after="60" w:line="252" w:lineRule="auto"/>
+            </w:pPr>
+            <w:r>
               <w:t>Une salle de stockage peut ne pas avoir de capacité en nombre de stagiaires.</w:t>
             </w:r>
           </w:p>
           <w:p>
             <w:pPr>
-              <w:rPr>
-                <w:rFonts w:ascii="Arial" w:hAnsi="Arial" w:cs="Arial"/>
-                <w:noProof/>
-                <w:sz w:val="20"/>
-                <w:szCs w:val="20"/>
-              </w:rPr>
-            </w:pPr>
-            <w:r>
-              <w:rPr>
-                <w:rFonts w:ascii="Arial" w:hAnsi="Arial" w:cs="Arial"/>
-                <w:sz w:val="20"/>
-                <w:szCs w:val="20"/>
-              </w:rPr>
+              <w:spacing w:after="60" w:line="252" w:lineRule="auto"/>
+              <w:rPr>
+                <w:noProof/>
+              </w:rPr>
+            </w:pPr>
+            <w:r>
               <w:t>Une salle ne peut pas être créée si un champ obligatoire est invalide.</w:t>
             </w:r>
           </w:p>
@@ -631,11 +562,12 @@
       </w:tr>
       <w:tr>
         <w:trPr>
-          <w:trHeight w:val="230"/>
+          <w:cantSplit/>
+          <w:jc w:val="center"/>
         </w:trPr>
         <w:tc>
           <w:tcPr>
-            <w:tcW w:w="9212" w:type="dxa"/>
+            <w:tcW w:w="9866" w:type="dxa"/>
             <w:gridSpan w:val="3"/>
             <w:tcBorders>
               <w:top w:val="single" w:sz="4" w:space="0" w:color="auto"/>
@@ -643,27 +575,22 @@
               <w:bottom w:val="single" w:sz="4" w:space="0" w:color="auto"/>
               <w:right w:val="single" w:sz="4" w:space="0" w:color="auto"/>
             </w:tcBorders>
-            <w:shd w:val="pct15" w:color="auto" w:fill="auto"/>
+            <w:shd w:val="clear" w:color="auto" w:fill="E7EEF5"/>
             <w:vAlign w:val="center"/>
             <w:hideMark/>
           </w:tcPr>
           <w:p>
             <w:pPr>
-              <w:rPr>
-                <w:rFonts w:ascii="Arial" w:hAnsi="Arial" w:cs="Arial"/>
+              <w:spacing w:after="60" w:line="252" w:lineRule="auto"/>
+              <w:rPr>
                 <w:b/>
                 <w:noProof/>
-                <w:sz w:val="20"/>
-                <w:szCs w:val="20"/>
-              </w:rPr>
-            </w:pPr>
-            <w:r>
-              <w:rPr>
-                <w:rFonts w:ascii="Arial" w:hAnsi="Arial" w:cs="Arial"/>
+              </w:rPr>
+            </w:pPr>
+            <w:r>
+              <w:rPr>
                 <w:b/>
                 <w:noProof/>
-                <w:sz w:val="20"/>
-                <w:szCs w:val="20"/>
               </w:rPr>
               <w:t>Besoins non fonctionnels :</w:t>
             </w:r>
@@ -672,11 +599,12 @@
       </w:tr>
       <w:tr>
         <w:trPr>
-          <w:trHeight w:val="482"/>
+          <w:cantSplit/>
+          <w:jc w:val="center"/>
         </w:trPr>
         <w:tc>
           <w:tcPr>
-            <w:tcW w:w="9212" w:type="dxa"/>
+            <w:tcW w:w="9866" w:type="dxa"/>
             <w:gridSpan w:val="3"/>
             <w:tcBorders>
               <w:top w:val="single" w:sz="4" w:space="0" w:color="auto"/>
@@ -684,6 +612,8 @@
               <w:bottom w:val="single" w:sz="4" w:space="0" w:color="auto"/>
               <w:right w:val="single" w:sz="4" w:space="0" w:color="auto"/>
             </w:tcBorders>
+            <w:shd w:val="clear" w:color="auto" w:fill="FFFFFF"/>
+            <w:vAlign w:val="center"/>
             <w:hideMark/>
           </w:tcPr>
           <w:p>
@@ -693,20 +623,13 @@
                 <w:ilvl w:val="0"/>
                 <w:numId w:val="1"/>
               </w:numPr>
+              <w:spacing w:after="60" w:line="252" w:lineRule="auto"/>
               <w:ind w:left="284" w:hanging="284"/>
               <w:rPr>
-                <w:rFonts w:ascii="Arial" w:hAnsi="Arial" w:cs="Arial"/>
-                <w:noProof/>
-                <w:sz w:val="20"/>
-                <w:szCs w:val="20"/>
-              </w:rPr>
-            </w:pPr>
-            <w:r>
-              <w:rPr>
-                <w:rFonts w:ascii="Arial" w:hAnsi="Arial" w:cs="Arial"/>
-                <w:sz w:val="20"/>
-                <w:szCs w:val="20"/>
-              </w:rPr>
+                <w:noProof/>
+              </w:rPr>
+            </w:pPr>
+            <w:r>
               <w:t>Seul un utilisateur autorisé peut créer une salle.</w:t>
             </w:r>
           </w:p>
@@ -717,20 +640,13 @@
                 <w:ilvl w:val="0"/>
                 <w:numId w:val="1"/>
               </w:numPr>
+              <w:spacing w:after="60" w:line="252" w:lineRule="auto"/>
               <w:ind w:left="284" w:hanging="284"/>
               <w:rPr>
-                <w:rFonts w:ascii="Arial" w:hAnsi="Arial" w:cs="Arial"/>
-                <w:noProof/>
-                <w:sz w:val="20"/>
-                <w:szCs w:val="20"/>
-              </w:rPr>
-            </w:pPr>
-            <w:r>
-              <w:rPr>
-                <w:rFonts w:ascii="Arial" w:hAnsi="Arial" w:cs="Arial"/>
-                <w:sz w:val="20"/>
-                <w:szCs w:val="20"/>
-              </w:rPr>
+                <w:noProof/>
+              </w:rPr>
+            </w:pPr>
+            <w:r>
               <w:t>Le formulaire doit empêcher l’envoi de données invalides.</w:t>
             </w:r>
           </w:p>
@@ -738,11 +654,12 @@
       </w:tr>
       <w:tr>
         <w:trPr>
-          <w:trHeight w:val="230"/>
+          <w:cantSplit/>
+          <w:jc w:val="center"/>
         </w:trPr>
         <w:tc>
           <w:tcPr>
-            <w:tcW w:w="9212" w:type="dxa"/>
+            <w:tcW w:w="9866" w:type="dxa"/>
             <w:gridSpan w:val="3"/>
             <w:tcBorders>
               <w:top w:val="single" w:sz="4" w:space="0" w:color="auto"/>
@@ -750,27 +667,22 @@
               <w:bottom w:val="single" w:sz="4" w:space="0" w:color="auto"/>
               <w:right w:val="single" w:sz="4" w:space="0" w:color="auto"/>
             </w:tcBorders>
-            <w:shd w:val="pct15" w:color="auto" w:fill="auto"/>
+            <w:shd w:val="clear" w:color="auto" w:fill="E7EEF5"/>
             <w:vAlign w:val="center"/>
             <w:hideMark/>
           </w:tcPr>
           <w:p>
             <w:pPr>
-              <w:rPr>
-                <w:rFonts w:ascii="Arial" w:hAnsi="Arial" w:cs="Arial"/>
+              <w:spacing w:after="60" w:line="252" w:lineRule="auto"/>
+              <w:rPr>
                 <w:b/>
                 <w:noProof/>
-                <w:sz w:val="20"/>
-                <w:szCs w:val="20"/>
-              </w:rPr>
-            </w:pPr>
-            <w:r>
-              <w:rPr>
-                <w:rFonts w:ascii="Arial" w:hAnsi="Arial" w:cs="Arial"/>
+              </w:rPr>
+            </w:pPr>
+            <w:r>
+              <w:rPr>
                 <w:b/>
                 <w:noProof/>
-                <w:sz w:val="20"/>
-                <w:szCs w:val="20"/>
               </w:rPr>
               <w:t>Besoins en IHM :</w:t>
             </w:r>
@@ -779,11 +691,12 @@
       </w:tr>
       <w:tr>
         <w:trPr>
-          <w:trHeight w:val="464"/>
+          <w:cantSplit/>
+          <w:jc w:val="center"/>
         </w:trPr>
         <w:tc>
           <w:tcPr>
-            <w:tcW w:w="9212" w:type="dxa"/>
+            <w:tcW w:w="9866" w:type="dxa"/>
             <w:gridSpan w:val="3"/>
             <w:tcBorders>
               <w:top w:val="single" w:sz="4" w:space="0" w:color="auto"/>
@@ -791,6 +704,8 @@
               <w:bottom w:val="single" w:sz="4" w:space="0" w:color="auto"/>
               <w:right w:val="single" w:sz="4" w:space="0" w:color="auto"/>
             </w:tcBorders>
+            <w:shd w:val="clear" w:color="auto" w:fill="FFFFFF"/>
+            <w:vAlign w:val="center"/>
             <w:hideMark/>
           </w:tcPr>
           <w:p>
@@ -800,35 +715,24 @@
                 <w:ilvl w:val="0"/>
                 <w:numId w:val="1"/>
               </w:numPr>
+              <w:spacing w:after="60" w:line="252" w:lineRule="auto"/>
               <w:ind w:left="284" w:hanging="284"/>
               <w:rPr>
-                <w:rFonts w:ascii="Arial" w:hAnsi="Arial" w:cs="Arial"/>
-                <w:noProof/>
-                <w:sz w:val="20"/>
-                <w:szCs w:val="20"/>
-              </w:rPr>
-            </w:pPr>
-            <w:r>
-              <w:rPr>
-                <w:rFonts w:ascii="Arial" w:hAnsi="Arial" w:cs="Arial"/>
-                <w:sz w:val="20"/>
-                <w:szCs w:val="20"/>
-              </w:rPr>
+                <w:noProof/>
+              </w:rPr>
+            </w:pPr>
+            <w:r>
               <w:t xml:space="preserve">Les champs obligatoires sont indiqués avec </w:t>
             </w:r>
             <w:r>
               <w:rPr>
                 <w:rStyle w:val="CodeHTML"/>
-                <w:rFonts w:ascii="Arial" w:eastAsia="MS Mincho" w:hAnsi="Arial" w:cs="Arial"/>
               </w:rPr>
               <w:t>*</w:t>
             </w:r>
             <w:r>
               <w:rPr>
-                <w:rFonts w:ascii="Arial" w:hAnsi="Arial" w:cs="Arial"/>
-                <w:noProof/>
-                <w:sz w:val="20"/>
-                <w:szCs w:val="20"/>
+                <w:noProof/>
               </w:rPr>
               <w:t>Indiquer les champs obligatoires</w:t>
             </w:r>
@@ -840,12 +744,10 @@
                 <w:ilvl w:val="0"/>
                 <w:numId w:val="1"/>
               </w:numPr>
+              <w:spacing w:after="60" w:line="252" w:lineRule="auto"/>
               <w:ind w:left="284" w:hanging="284"/>
               <w:rPr>
-                <w:rFonts w:ascii="Arial" w:hAnsi="Arial" w:cs="Arial"/>
-                <w:noProof/>
-                <w:sz w:val="20"/>
-                <w:szCs w:val="20"/>
+                <w:noProof/>
               </w:rPr>
             </w:pPr>
             <w:r>
@@ -868,12 +770,10 @@
                 <w:ilvl w:val="0"/>
                 <w:numId w:val="1"/>
               </w:numPr>
+              <w:spacing w:after="60" w:line="252" w:lineRule="auto"/>
               <w:ind w:left="284" w:hanging="284"/>
               <w:rPr>
-                <w:rFonts w:ascii="Arial" w:hAnsi="Arial" w:cs="Arial"/>
-                <w:noProof/>
-                <w:sz w:val="20"/>
-                <w:szCs w:val="20"/>
+                <w:noProof/>
               </w:rPr>
             </w:pPr>
             <w:r>
@@ -905,12 +805,10 @@
                 <w:ilvl w:val="0"/>
                 <w:numId w:val="1"/>
               </w:numPr>
+              <w:spacing w:after="60" w:line="252" w:lineRule="auto"/>
               <w:ind w:left="284" w:hanging="284"/>
               <w:rPr>
-                <w:rFonts w:ascii="Arial" w:hAnsi="Arial" w:cs="Arial"/>
-                <w:noProof/>
-                <w:sz w:val="20"/>
-                <w:szCs w:val="20"/>
+                <w:noProof/>
               </w:rPr>
             </w:pPr>
             <w:r>
@@ -924,12 +822,10 @@
                 <w:ilvl w:val="0"/>
                 <w:numId w:val="1"/>
               </w:numPr>
+              <w:spacing w:after="60" w:line="252" w:lineRule="auto"/>
               <w:ind w:left="284" w:hanging="284"/>
               <w:rPr>
-                <w:rFonts w:ascii="Arial" w:hAnsi="Arial" w:cs="Arial"/>
-                <w:noProof/>
-                <w:sz w:val="20"/>
-                <w:szCs w:val="20"/>
+                <w:noProof/>
               </w:rPr>
             </w:pPr>
           </w:p>
@@ -938,28 +834,775 @@
     </w:tbl>
     <w:p>
       <w:pPr>
-        <w:rPr>
-          <w:noProof/>
-        </w:rPr>
+        <w:pageBreakBefore/>
+        <w:spacing w:line="252" w:lineRule="auto"/>
+      </w:pPr>
+    </w:p>
+    <w:tbl>
+      <w:tblPr>
+        <w:tblW w:w="0" w:type="auto"/>
+        <w:jc w:val="center"/>
+        <w:tblBorders>
+          <w:top w:val="single" w:sz="6" w:space="0" w:color="D9D9D9"/>
+          <w:left w:val="single" w:sz="6" w:space="0" w:color="D9D9D9"/>
+          <w:bottom w:val="single" w:sz="6" w:space="0" w:color="D9D9D9"/>
+          <w:right w:val="single" w:sz="6" w:space="0" w:color="D9D9D9"/>
+          <w:insideH w:val="single" w:sz="6" w:space="0" w:color="D9D9D9"/>
+          <w:insideV w:val="single" w:sz="6" w:space="0" w:color="D9D9D9"/>
+        </w:tblBorders>
+        <w:tblLayout w:type="fixed"/>
+        <w:tblCellMar>
+          <w:top w:w="100" w:type="dxa"/>
+          <w:left w:w="100" w:type="dxa"/>
+          <w:bottom w:w="100" w:type="dxa"/>
+          <w:right w:w="100" w:type="dxa"/>
+        </w:tblCellMar>
+        <w:tblLook w:val="04A0" w:firstRow="1" w:lastRow="0" w:firstColumn="1" w:lastColumn="0" w:noHBand="0" w:noVBand="1"/>
+      </w:tblPr>
+      <w:tblGrid>
+        <w:gridCol w:w="4933"/>
+        <w:gridCol w:w="4933"/>
+      </w:tblGrid>
+      <w:tr>
+        <w:trPr>
+          <w:cantSplit/>
+          <w:tblHeader/>
+          <w:jc w:val="center"/>
+        </w:trPr>
+        <w:tc>
+          <w:tcPr>
+            <w:tcW w:w="9866" w:type="dxa"/>
+            <w:gridSpan w:val="2"/>
+            <w:shd w:val="clear" w:color="auto" w:fill="E7EEF5"/>
+            <w:vAlign w:val="center"/>
+          </w:tcPr>
+          <w:p>
+            <w:pPr>
+              <w:keepNext/>
+              <w:spacing w:after="60" w:line="252" w:lineRule="auto"/>
+            </w:pPr>
+            <w:r>
+              <w:rPr>
+                <w:b/>
+              </w:rPr>
+              <w:t>Scénario nominal</w:t>
+            </w:r>
+          </w:p>
+        </w:tc>
+      </w:tr>
+      <w:tr>
+        <w:trPr>
+          <w:cantSplit/>
+          <w:tblHeader/>
+          <w:jc w:val="center"/>
+        </w:trPr>
+        <w:tc>
+          <w:tcPr>
+            <w:tcW w:w="4933" w:type="dxa"/>
+            <w:shd w:val="clear" w:color="auto" w:fill="E7EEF5"/>
+            <w:vAlign w:val="center"/>
+          </w:tcPr>
+          <w:p>
+            <w:pPr>
+              <w:keepNext/>
+              <w:spacing w:after="60" w:line="252" w:lineRule="auto"/>
+            </w:pPr>
+            <w:r>
+              <w:rPr>
+                <w:b/>
+              </w:rPr>
+              <w:t>Acteur principal</w:t>
+            </w:r>
+          </w:p>
+        </w:tc>
+        <w:tc>
+          <w:tcPr>
+            <w:tcW w:w="4933" w:type="dxa"/>
+            <w:shd w:val="clear" w:color="auto" w:fill="E7EEF5"/>
+            <w:vAlign w:val="center"/>
+          </w:tcPr>
+          <w:p>
+            <w:pPr>
+              <w:keepNext/>
+              <w:spacing w:after="60" w:line="252" w:lineRule="auto"/>
+            </w:pPr>
+            <w:r>
+              <w:rPr>
+                <w:b/>
+              </w:rPr>
+              <w:t>Système</w:t>
+            </w:r>
+          </w:p>
+        </w:tc>
+      </w:tr>
+      <w:tr>
+        <w:trPr>
+          <w:cantSplit/>
+          <w:jc w:val="center"/>
+        </w:trPr>
+        <w:tc>
+          <w:tcPr>
+            <w:tcW w:w="4933" w:type="dxa"/>
+            <w:shd w:val="clear" w:color="auto" w:fill="FFFFFF"/>
+            <w:vAlign w:val="center"/>
+          </w:tcPr>
+          <w:p>
+            <w:pPr>
+              <w:keepNext/>
+              <w:spacing w:after="60" w:line="252" w:lineRule="auto"/>
+            </w:pPr>
+            <w:r>
+              <w:t>1. Le gestionnaire souhaite créer une salle.</w:t>
+            </w:r>
+          </w:p>
+        </w:tc>
+        <w:tc>
+          <w:tcPr>
+            <w:tcW w:w="4933" w:type="dxa"/>
+            <w:shd w:val="clear" w:color="auto" w:fill="FFFFFF"/>
+            <w:vAlign w:val="center"/>
+          </w:tcPr>
+          <w:p>
+            <w:pPr>
+              <w:keepNext/>
+              <w:spacing w:after="60" w:line="252" w:lineRule="auto"/>
+            </w:pPr>
+            <w:r>
+              <w:t xml:space="preserve">2. Le système affiche le formulaire de </w:t>
+            </w:r>
+            <w:r>
+              <w:t>création d’une salle.</w:t>
+            </w:r>
+          </w:p>
+        </w:tc>
+      </w:tr>
+      <w:tr>
+        <w:trPr>
+          <w:cantSplit/>
+          <w:jc w:val="center"/>
+        </w:trPr>
+        <w:tc>
+          <w:tcPr>
+            <w:tcW w:w="4933" w:type="dxa"/>
+            <w:shd w:val="clear" w:color="auto" w:fill="FFFFFF"/>
+            <w:vAlign w:val="center"/>
+          </w:tcPr>
+          <w:p>
+            <w:pPr>
+              <w:keepNext/>
+              <w:spacing w:after="60" w:line="252" w:lineRule="auto"/>
+            </w:pPr>
+            <w:r>
+              <w:t>3. Le gestionnaire renseigne le nom, le type, le bâtiment, la localisation et la capacité si nécessaire.</w:t>
+            </w:r>
+          </w:p>
+        </w:tc>
+        <w:tc>
+          <w:tcPr>
+            <w:tcW w:w="4933" w:type="dxa"/>
+            <w:shd w:val="clear" w:color="auto" w:fill="FFFFFF"/>
+            <w:vAlign w:val="center"/>
+          </w:tcPr>
+          <w:p>
+            <w:pPr>
+              <w:keepNext/>
+              <w:spacing w:after="60" w:line="252" w:lineRule="auto"/>
+            </w:pPr>
+          </w:p>
+        </w:tc>
+      </w:tr>
+      <w:tr>
+        <w:trPr>
+          <w:cantSplit/>
+          <w:jc w:val="center"/>
+        </w:trPr>
+        <w:tc>
+          <w:tcPr>
+            <w:tcW w:w="4933" w:type="dxa"/>
+            <w:shd w:val="clear" w:color="auto" w:fill="FFFFFF"/>
+            <w:vAlign w:val="center"/>
+          </w:tcPr>
+          <w:p>
+            <w:pPr>
+              <w:keepNext/>
+              <w:spacing w:after="60" w:line="252" w:lineRule="auto"/>
+            </w:pPr>
+            <w:r>
+              <w:t>4. Le gestionnaire valide la création.</w:t>
+            </w:r>
+          </w:p>
+        </w:tc>
+        <w:tc>
+          <w:tcPr>
+            <w:tcW w:w="4933" w:type="dxa"/>
+            <w:shd w:val="clear" w:color="auto" w:fill="FFFFFF"/>
+            <w:vAlign w:val="center"/>
+          </w:tcPr>
+          <w:p>
+            <w:pPr>
+              <w:keepNext/>
+              <w:spacing w:after="60" w:line="252" w:lineRule="auto"/>
+            </w:pPr>
+            <w:r>
+              <w:t>5. Le système vérifie que les champs obligatoires sont renseignés et valides.</w:t>
+            </w:r>
+          </w:p>
+        </w:tc>
+      </w:tr>
+      <w:tr>
+        <w:trPr>
+          <w:cantSplit/>
+          <w:jc w:val="center"/>
+        </w:trPr>
+        <w:tc>
+          <w:tcPr>
+            <w:tcW w:w="4933" w:type="dxa"/>
+            <w:shd w:val="clear" w:color="auto" w:fill="FFFFFF"/>
+            <w:vAlign w:val="center"/>
+          </w:tcPr>
+          <w:p>
+            <w:pPr>
+              <w:keepNext/>
+              <w:spacing w:after="60" w:line="252" w:lineRule="auto"/>
+            </w:pPr>
+          </w:p>
+        </w:tc>
+        <w:tc>
+          <w:tcPr>
+            <w:tcW w:w="4933" w:type="dxa"/>
+            <w:shd w:val="clear" w:color="auto" w:fill="FFFFFF"/>
+            <w:vAlign w:val="center"/>
+          </w:tcPr>
+          <w:p>
+            <w:pPr>
+              <w:keepNext/>
+              <w:spacing w:after="60" w:line="252" w:lineRule="auto"/>
+            </w:pPr>
+            <w:r>
+              <w:t xml:space="preserve">6. Le </w:t>
+            </w:r>
+            <w:r>
+              <w:t>système vérifie que le nom de la salle n’existe pas déjà.</w:t>
+            </w:r>
+          </w:p>
+        </w:tc>
+      </w:tr>
+      <w:tr>
+        <w:trPr>
+          <w:cantSplit/>
+          <w:jc w:val="center"/>
+        </w:trPr>
+        <w:tc>
+          <w:tcPr>
+            <w:tcW w:w="4933" w:type="dxa"/>
+            <w:shd w:val="clear" w:color="auto" w:fill="FFFFFF"/>
+            <w:vAlign w:val="center"/>
+          </w:tcPr>
+          <w:p>
+            <w:pPr>
+              <w:spacing w:after="60" w:line="252" w:lineRule="auto"/>
+            </w:pPr>
+          </w:p>
+        </w:tc>
+        <w:tc>
+          <w:tcPr>
+            <w:tcW w:w="4933" w:type="dxa"/>
+            <w:shd w:val="clear" w:color="auto" w:fill="FFFFFF"/>
+            <w:vAlign w:val="center"/>
+          </w:tcPr>
+          <w:p>
+            <w:pPr>
+              <w:spacing w:after="60" w:line="252" w:lineRule="auto"/>
+            </w:pPr>
+            <w:r>
+              <w:t>7. Le système enregistre la salle et affiche le message : « Salle créée avec succès ».</w:t>
+            </w:r>
+          </w:p>
+        </w:tc>
+      </w:tr>
+    </w:tbl>
+    <w:p>
+      <w:pPr>
+        <w:spacing w:after="100" w:line="252" w:lineRule="auto"/>
+      </w:pPr>
+    </w:p>
+    <w:tbl>
+      <w:tblPr>
+        <w:tblW w:w="0" w:type="auto"/>
+        <w:jc w:val="center"/>
+        <w:tblBorders>
+          <w:top w:val="single" w:sz="6" w:space="0" w:color="D9D9D9"/>
+          <w:left w:val="single" w:sz="6" w:space="0" w:color="D9D9D9"/>
+          <w:bottom w:val="single" w:sz="6" w:space="0" w:color="D9D9D9"/>
+          <w:right w:val="single" w:sz="6" w:space="0" w:color="D9D9D9"/>
+          <w:insideH w:val="single" w:sz="6" w:space="0" w:color="D9D9D9"/>
+          <w:insideV w:val="single" w:sz="6" w:space="0" w:color="D9D9D9"/>
+        </w:tblBorders>
+        <w:tblLayout w:type="fixed"/>
+        <w:tblCellMar>
+          <w:top w:w="100" w:type="dxa"/>
+          <w:left w:w="100" w:type="dxa"/>
+          <w:bottom w:w="100" w:type="dxa"/>
+          <w:right w:w="100" w:type="dxa"/>
+        </w:tblCellMar>
+        <w:tblLook w:val="04A0" w:firstRow="1" w:lastRow="0" w:firstColumn="1" w:lastColumn="0" w:noHBand="0" w:noVBand="1"/>
+      </w:tblPr>
+      <w:tblGrid>
+        <w:gridCol w:w="4933"/>
+        <w:gridCol w:w="4933"/>
+      </w:tblGrid>
+      <w:tr>
+        <w:trPr>
+          <w:cantSplit/>
+          <w:tblHeader/>
+          <w:jc w:val="center"/>
+        </w:trPr>
+        <w:tc>
+          <w:tcPr>
+            <w:tcW w:w="9866" w:type="dxa"/>
+            <w:gridSpan w:val="2"/>
+            <w:shd w:val="clear" w:color="auto" w:fill="E7EEF5"/>
+            <w:vAlign w:val="center"/>
+          </w:tcPr>
+          <w:p>
+            <w:pPr>
+              <w:keepNext/>
+              <w:spacing w:after="60" w:line="252" w:lineRule="auto"/>
+            </w:pPr>
+            <w:r>
+              <w:rPr>
+                <w:b/>
+              </w:rPr>
+              <w:t>Scénario alternatif 1 : Champ obligatoire manquant ou invalide</w:t>
+            </w:r>
+          </w:p>
+        </w:tc>
+      </w:tr>
+      <w:tr>
+        <w:trPr>
+          <w:cantSplit/>
+          <w:tblHeader/>
+          <w:jc w:val="center"/>
+        </w:trPr>
+        <w:tc>
+          <w:tcPr>
+            <w:tcW w:w="4933" w:type="dxa"/>
+            <w:shd w:val="clear" w:color="auto" w:fill="E7EEF5"/>
+            <w:vAlign w:val="center"/>
+          </w:tcPr>
+          <w:p>
+            <w:pPr>
+              <w:keepNext/>
+              <w:spacing w:after="60" w:line="252" w:lineRule="auto"/>
+            </w:pPr>
+            <w:r>
+              <w:rPr>
+                <w:b/>
+              </w:rPr>
+              <w:t>Acteur principal</w:t>
+            </w:r>
+          </w:p>
+        </w:tc>
+        <w:tc>
+          <w:tcPr>
+            <w:tcW w:w="4933" w:type="dxa"/>
+            <w:shd w:val="clear" w:color="auto" w:fill="E7EEF5"/>
+            <w:vAlign w:val="center"/>
+          </w:tcPr>
+          <w:p>
+            <w:pPr>
+              <w:keepNext/>
+              <w:spacing w:after="60" w:line="252" w:lineRule="auto"/>
+            </w:pPr>
+            <w:r>
+              <w:rPr>
+                <w:b/>
+              </w:rPr>
+              <w:t>Système</w:t>
+            </w:r>
+          </w:p>
+        </w:tc>
+      </w:tr>
+      <w:tr>
+        <w:trPr>
+          <w:cantSplit/>
+          <w:jc w:val="center"/>
+        </w:trPr>
+        <w:tc>
+          <w:tcPr>
+            <w:tcW w:w="4933" w:type="dxa"/>
+            <w:shd w:val="clear" w:color="auto" w:fill="FFFFFF"/>
+            <w:vAlign w:val="center"/>
+          </w:tcPr>
+          <w:p>
+            <w:pPr>
+              <w:keepNext/>
+              <w:spacing w:after="60" w:line="252" w:lineRule="auto"/>
+            </w:pPr>
+          </w:p>
+        </w:tc>
+        <w:tc>
+          <w:tcPr>
+            <w:tcW w:w="4933" w:type="dxa"/>
+            <w:shd w:val="clear" w:color="auto" w:fill="FFFFFF"/>
+            <w:vAlign w:val="center"/>
+          </w:tcPr>
+          <w:p>
+            <w:pPr>
+              <w:keepNext/>
+              <w:spacing w:after="60" w:line="252" w:lineRule="auto"/>
+            </w:pPr>
+            <w:r>
+              <w:t xml:space="preserve">5a.1 Un ou </w:t>
+            </w:r>
+            <w:r>
+              <w:t>plusieurs champs obligatoires ne sont pas renseignés ou sont invalides.</w:t>
+            </w:r>
+          </w:p>
+        </w:tc>
+      </w:tr>
+      <w:tr>
+        <w:trPr>
+          <w:cantSplit/>
+          <w:jc w:val="center"/>
+        </w:trPr>
+        <w:tc>
+          <w:tcPr>
+            <w:tcW w:w="4933" w:type="dxa"/>
+            <w:shd w:val="clear" w:color="auto" w:fill="FFFFFF"/>
+            <w:vAlign w:val="center"/>
+          </w:tcPr>
+          <w:p>
+            <w:pPr>
+              <w:keepNext/>
+              <w:spacing w:after="60" w:line="252" w:lineRule="auto"/>
+            </w:pPr>
+          </w:p>
+        </w:tc>
+        <w:tc>
+          <w:tcPr>
+            <w:tcW w:w="4933" w:type="dxa"/>
+            <w:shd w:val="clear" w:color="auto" w:fill="FFFFFF"/>
+            <w:vAlign w:val="center"/>
+          </w:tcPr>
+          <w:p>
+            <w:pPr>
+              <w:keepNext/>
+              <w:spacing w:after="60" w:line="252" w:lineRule="auto"/>
+            </w:pPr>
+            <w:r>
+              <w:t>5a.2 Le système affiche un message indiquant les champs à corriger.</w:t>
+            </w:r>
+          </w:p>
+        </w:tc>
+      </w:tr>
+      <w:tr>
+        <w:trPr>
+          <w:cantSplit/>
+          <w:jc w:val="center"/>
+        </w:trPr>
+        <w:tc>
+          <w:tcPr>
+            <w:tcW w:w="4933" w:type="dxa"/>
+            <w:shd w:val="clear" w:color="auto" w:fill="FFFFFF"/>
+            <w:vAlign w:val="center"/>
+          </w:tcPr>
+          <w:p>
+            <w:pPr>
+              <w:spacing w:after="60" w:line="252" w:lineRule="auto"/>
+            </w:pPr>
+          </w:p>
+        </w:tc>
+        <w:tc>
+          <w:tcPr>
+            <w:tcW w:w="4933" w:type="dxa"/>
+            <w:shd w:val="clear" w:color="auto" w:fill="FFFFFF"/>
+            <w:vAlign w:val="center"/>
+          </w:tcPr>
+          <w:p>
+            <w:pPr>
+              <w:spacing w:after="60" w:line="252" w:lineRule="auto"/>
+            </w:pPr>
+            <w:r>
+              <w:t>5a.3 Retour à l’étape 3.</w:t>
+            </w:r>
+          </w:p>
+        </w:tc>
+      </w:tr>
+    </w:tbl>
+    <w:p>
+      <w:pPr>
+        <w:spacing w:after="100" w:line="252" w:lineRule="auto"/>
+      </w:pPr>
+    </w:p>
+    <w:tbl>
+      <w:tblPr>
+        <w:tblW w:w="0" w:type="auto"/>
+        <w:jc w:val="center"/>
+        <w:tblBorders>
+          <w:top w:val="single" w:sz="6" w:space="0" w:color="D9D9D9"/>
+          <w:left w:val="single" w:sz="6" w:space="0" w:color="D9D9D9"/>
+          <w:bottom w:val="single" w:sz="6" w:space="0" w:color="D9D9D9"/>
+          <w:right w:val="single" w:sz="6" w:space="0" w:color="D9D9D9"/>
+          <w:insideH w:val="single" w:sz="6" w:space="0" w:color="D9D9D9"/>
+          <w:insideV w:val="single" w:sz="6" w:space="0" w:color="D9D9D9"/>
+        </w:tblBorders>
+        <w:tblLayout w:type="fixed"/>
+        <w:tblCellMar>
+          <w:top w:w="100" w:type="dxa"/>
+          <w:left w:w="100" w:type="dxa"/>
+          <w:bottom w:w="100" w:type="dxa"/>
+          <w:right w:w="100" w:type="dxa"/>
+        </w:tblCellMar>
+        <w:tblLook w:val="04A0" w:firstRow="1" w:lastRow="0" w:firstColumn="1" w:lastColumn="0" w:noHBand="0" w:noVBand="1"/>
+      </w:tblPr>
+      <w:tblGrid>
+        <w:gridCol w:w="4933"/>
+        <w:gridCol w:w="4933"/>
+      </w:tblGrid>
+      <w:tr>
+        <w:trPr>
+          <w:cantSplit/>
+          <w:tblHeader/>
+          <w:jc w:val="center"/>
+        </w:trPr>
+        <w:tc>
+          <w:tcPr>
+            <w:tcW w:w="9866" w:type="dxa"/>
+            <w:gridSpan w:val="2"/>
+            <w:shd w:val="clear" w:color="auto" w:fill="E7EEF5"/>
+            <w:vAlign w:val="center"/>
+          </w:tcPr>
+          <w:p>
+            <w:pPr>
+              <w:keepNext/>
+              <w:spacing w:after="60" w:line="252" w:lineRule="auto"/>
+            </w:pPr>
+            <w:r>
+              <w:rPr>
+                <w:b/>
+              </w:rPr>
+              <w:t>Scénario alternatif 2 : Annulation de la création</w:t>
+            </w:r>
+          </w:p>
+        </w:tc>
+      </w:tr>
+      <w:tr>
+        <w:trPr>
+          <w:cantSplit/>
+          <w:tblHeader/>
+          <w:jc w:val="center"/>
+        </w:trPr>
+        <w:tc>
+          <w:tcPr>
+            <w:tcW w:w="4933" w:type="dxa"/>
+            <w:shd w:val="clear" w:color="auto" w:fill="E7EEF5"/>
+            <w:vAlign w:val="center"/>
+          </w:tcPr>
+          <w:p>
+            <w:pPr>
+              <w:keepNext/>
+              <w:spacing w:after="60" w:line="252" w:lineRule="auto"/>
+            </w:pPr>
+            <w:r>
+              <w:rPr>
+                <w:b/>
+              </w:rPr>
+              <w:t>Acteur principal</w:t>
+            </w:r>
+          </w:p>
+        </w:tc>
+        <w:tc>
+          <w:tcPr>
+            <w:tcW w:w="4933" w:type="dxa"/>
+            <w:shd w:val="clear" w:color="auto" w:fill="E7EEF5"/>
+            <w:vAlign w:val="center"/>
+          </w:tcPr>
+          <w:p>
+            <w:pPr>
+              <w:keepNext/>
+              <w:spacing w:after="60" w:line="252" w:lineRule="auto"/>
+            </w:pPr>
+            <w:r>
+              <w:rPr>
+                <w:b/>
+              </w:rPr>
+              <w:t>Système</w:t>
+            </w:r>
+          </w:p>
+        </w:tc>
+      </w:tr>
+      <w:tr>
+        <w:trPr>
+          <w:cantSplit/>
+          <w:jc w:val="center"/>
+        </w:trPr>
+        <w:tc>
+          <w:tcPr>
+            <w:tcW w:w="4933" w:type="dxa"/>
+            <w:shd w:val="clear" w:color="auto" w:fill="FFFFFF"/>
+            <w:vAlign w:val="center"/>
+          </w:tcPr>
+          <w:p>
+            <w:pPr>
+              <w:keepNext/>
+              <w:spacing w:after="60" w:line="252" w:lineRule="auto"/>
+            </w:pPr>
+            <w:r>
+              <w:t xml:space="preserve">3a.1 Le </w:t>
+            </w:r>
+            <w:r>
+              <w:t>gestionnaire sélectionne « Annuler ».</w:t>
+            </w:r>
+          </w:p>
+        </w:tc>
+        <w:tc>
+          <w:tcPr>
+            <w:tcW w:w="4933" w:type="dxa"/>
+            <w:shd w:val="clear" w:color="auto" w:fill="FFFFFF"/>
+            <w:vAlign w:val="center"/>
+          </w:tcPr>
+          <w:p>
+            <w:pPr>
+              <w:keepNext/>
+              <w:spacing w:after="60" w:line="252" w:lineRule="auto"/>
+            </w:pPr>
+          </w:p>
+        </w:tc>
+      </w:tr>
+      <w:tr>
+        <w:trPr>
+          <w:cantSplit/>
+          <w:jc w:val="center"/>
+        </w:trPr>
+        <w:tc>
+          <w:tcPr>
+            <w:tcW w:w="4933" w:type="dxa"/>
+            <w:shd w:val="clear" w:color="auto" w:fill="FFFFFF"/>
+            <w:vAlign w:val="center"/>
+          </w:tcPr>
+          <w:p>
+            <w:pPr>
+              <w:keepNext/>
+              <w:spacing w:after="60" w:line="252" w:lineRule="auto"/>
+            </w:pPr>
+          </w:p>
+        </w:tc>
+        <w:tc>
+          <w:tcPr>
+            <w:tcW w:w="4933" w:type="dxa"/>
+            <w:shd w:val="clear" w:color="auto" w:fill="FFFFFF"/>
+            <w:vAlign w:val="center"/>
+          </w:tcPr>
+          <w:p>
+            <w:pPr>
+              <w:keepNext/>
+              <w:spacing w:after="60" w:line="252" w:lineRule="auto"/>
+            </w:pPr>
+            <w:r>
+              <w:t>3a.2 Le système annule la création et retourne à la liste des salles.</w:t>
+            </w:r>
+          </w:p>
+        </w:tc>
+      </w:tr>
+      <w:tr>
+        <w:trPr>
+          <w:cantSplit/>
+          <w:jc w:val="center"/>
+        </w:trPr>
+        <w:tc>
+          <w:tcPr>
+            <w:tcW w:w="4933" w:type="dxa"/>
+            <w:shd w:val="clear" w:color="auto" w:fill="FFFFFF"/>
+            <w:vAlign w:val="center"/>
+          </w:tcPr>
+          <w:p>
+            <w:pPr>
+              <w:spacing w:after="60" w:line="252" w:lineRule="auto"/>
+            </w:pPr>
+          </w:p>
+        </w:tc>
+        <w:tc>
+          <w:tcPr>
+            <w:tcW w:w="4933" w:type="dxa"/>
+            <w:shd w:val="clear" w:color="auto" w:fill="FFFFFF"/>
+            <w:vAlign w:val="center"/>
+          </w:tcPr>
+          <w:p>
+            <w:pPr>
+              <w:spacing w:after="60" w:line="252" w:lineRule="auto"/>
+            </w:pPr>
+            <w:r>
+              <w:t>3a.3 Fin du cas d’utilisation.</w:t>
+            </w:r>
+          </w:p>
+        </w:tc>
+      </w:tr>
+    </w:tbl>
+    <w:p>
+      <w:pPr>
+        <w:spacing w:after="100" w:line="252" w:lineRule="auto"/>
       </w:pPr>
     </w:p>
     <w:p>
       <w:pPr>
-        <w:rPr>
-          <w:noProof/>
-        </w:rPr>
+        <w:spacing w:after="100" w:line="252" w:lineRule="auto"/>
       </w:pPr>
     </w:p>
     <w:p>
+      <w:pPr>
+        <w:spacing w:after="100" w:line="252" w:lineRule="auto"/>
+      </w:pPr>
+    </w:p>
+    <w:p>
+      <w:pPr>
+        <w:spacing w:after="100" w:line="252" w:lineRule="auto"/>
+      </w:pPr>
+    </w:p>
+    <w:p>
+      <w:pPr>
+        <w:spacing w:after="100" w:line="252" w:lineRule="auto"/>
+      </w:pPr>
+    </w:p>
+    <w:p>
+      <w:pPr>
+        <w:spacing w:after="100" w:line="252" w:lineRule="auto"/>
+      </w:pPr>
+    </w:p>
+    <w:p>
+      <w:pPr>
+        <w:spacing w:after="100" w:line="252" w:lineRule="auto"/>
+      </w:pPr>
+    </w:p>
+    <w:p>
+      <w:pPr>
+        <w:spacing w:after="100" w:line="252" w:lineRule="auto"/>
+      </w:pPr>
+    </w:p>
+    <w:p>
+      <w:pPr>
+        <w:spacing w:after="100" w:line="252" w:lineRule="auto"/>
+      </w:pPr>
+    </w:p>
+    <w:p>
+      <w:pPr>
+        <w:spacing w:after="100" w:line="252" w:lineRule="auto"/>
+      </w:pPr>
+    </w:p>
+    <w:p>
+      <w:pPr>
+        <w:spacing w:after="100" w:line="252" w:lineRule="auto"/>
+      </w:pPr>
       <w:r>
         <w:rPr>
           <w:noProof/>
         </w:rPr>
+        <w:lastRenderedPageBreak/>
         <w:drawing>
           <wp:inline distT="0" distB="0" distL="0" distR="0">
-            <wp:extent cx="5752214" cy="3493135"/>
-            <wp:effectExtent l="0" t="0" r="1270" b="0"/>
-            <wp:docPr id="3" name="Image 3"/>
+            <wp:extent cx="6257925" cy="3143250"/>
+            <wp:effectExtent l="0" t="0" r="9525" b="0"/>
+            <wp:docPr id="2" name="Image 2"/>
             <wp:cNvGraphicFramePr>
               <a:graphicFrameLocks xmlns:a="http://schemas.openxmlformats.org/drawingml/2006/main" noChangeAspect="1"/>
             </wp:cNvGraphicFramePr>
@@ -967,7 +1610,7 @@
               <a:graphicData uri="http://schemas.openxmlformats.org/drawingml/2006/picture">
                 <pic:pic xmlns:pic="http://schemas.openxmlformats.org/drawingml/2006/picture">
                   <pic:nvPicPr>
-                    <pic:cNvPr id="0" name="Picture 3"/>
+                    <pic:cNvPr id="0" name="Picture 2"/>
                     <pic:cNvPicPr>
                       <a:picLocks noChangeAspect="1" noChangeArrowheads="1"/>
                     </pic:cNvPicPr>
@@ -988,7 +1631,7 @@
                   <pic:spPr bwMode="auto">
                     <a:xfrm>
                       <a:off x="0" y="0"/>
-                      <a:ext cx="5756273" cy="3495600"/>
+                      <a:ext cx="6257925" cy="3143250"/>
                     </a:xfrm>
                     <a:prstGeom prst="rect">
                       <a:avLst/>
@@ -1005,21 +1648,24 @@
         </w:drawing>
       </w:r>
     </w:p>
-    <w:p/>
-    <w:p/>
-    <w:p/>
-    <w:p/>
-    <w:p/>
     <w:p>
+      <w:pPr>
+        <w:spacing w:after="100" w:line="252" w:lineRule="auto"/>
+      </w:pPr>
+    </w:p>
+    <w:p>
+      <w:pPr>
+        <w:spacing w:after="100" w:line="252" w:lineRule="auto"/>
+      </w:pPr>
       <w:r>
         <w:rPr>
           <w:noProof/>
         </w:rPr>
         <w:drawing>
           <wp:inline distT="0" distB="0" distL="0" distR="0">
-            <wp:extent cx="5953229" cy="3211033"/>
-            <wp:effectExtent l="0" t="0" r="0" b="8890"/>
-            <wp:docPr id="4" name="Image 4"/>
+            <wp:extent cx="6257925" cy="5838825"/>
+            <wp:effectExtent l="0" t="0" r="9525" b="9525"/>
+            <wp:docPr id="3" name="Image 3"/>
             <wp:cNvGraphicFramePr>
               <a:graphicFrameLocks xmlns:a="http://schemas.openxmlformats.org/drawingml/2006/main" noChangeAspect="1"/>
             </wp:cNvGraphicFramePr>
@@ -1027,13 +1673,13 @@
               <a:graphicData uri="http://schemas.openxmlformats.org/drawingml/2006/picture">
                 <pic:pic xmlns:pic="http://schemas.openxmlformats.org/drawingml/2006/picture">
                   <pic:nvPicPr>
-                    <pic:cNvPr id="0" name="Picture 4"/>
+                    <pic:cNvPr id="0" name="Picture 3"/>
                     <pic:cNvPicPr>
                       <a:picLocks noChangeAspect="1" noChangeArrowheads="1"/>
                     </pic:cNvPicPr>
                   </pic:nvPicPr>
                   <pic:blipFill>
-                    <a:blip r:embed="rId6" cstate="print">
+                    <a:blip r:embed="rId6">
                       <a:extLst>
                         <a:ext uri="{28A0092B-C50C-407E-A947-70E740481C1C}">
                           <a14:useLocalDpi xmlns:a14="http://schemas.microsoft.com/office/drawing/2010/main" val="0"/>
@@ -1048,7 +1694,7 @@
                   <pic:spPr bwMode="auto">
                     <a:xfrm>
                       <a:off x="0" y="0"/>
-                      <a:ext cx="5974336" cy="3222418"/>
+                      <a:ext cx="6257925" cy="5838825"/>
                     </a:xfrm>
                     <a:prstGeom prst="rect">
                       <a:avLst/>
@@ -1065,23 +1711,29 @@
         </w:drawing>
       </w:r>
     </w:p>
-    <w:p/>
-    <w:p/>
-    <w:p/>
-    <w:p/>
-    <w:p/>
-    <w:p/>
-    <w:p/>
     <w:p>
+      <w:pPr>
+        <w:spacing w:after="100" w:line="252" w:lineRule="auto"/>
+      </w:pPr>
+    </w:p>
+    <w:p>
+      <w:pPr>
+        <w:spacing w:after="100" w:line="252" w:lineRule="auto"/>
+      </w:pPr>
+    </w:p>
+    <w:p>
+      <w:pPr>
+        <w:spacing w:after="100" w:line="252" w:lineRule="auto"/>
+      </w:pPr>
       <w:r>
         <w:rPr>
           <w:noProof/>
         </w:rPr>
         <w:drawing>
           <wp:inline distT="0" distB="0" distL="0" distR="0">
-            <wp:extent cx="5984704" cy="3306726"/>
-            <wp:effectExtent l="0" t="0" r="0" b="8255"/>
-            <wp:docPr id="5" name="Image 5"/>
+            <wp:extent cx="6115050" cy="2266950"/>
+            <wp:effectExtent l="0" t="0" r="0" b="0"/>
+            <wp:docPr id="4" name="Image 4"/>
             <wp:cNvGraphicFramePr>
               <a:graphicFrameLocks xmlns:a="http://schemas.openxmlformats.org/drawingml/2006/main" noChangeAspect="1"/>
             </wp:cNvGraphicFramePr>
@@ -1089,13 +1741,13 @@
               <a:graphicData uri="http://schemas.openxmlformats.org/drawingml/2006/picture">
                 <pic:pic xmlns:pic="http://schemas.openxmlformats.org/drawingml/2006/picture">
                   <pic:nvPicPr>
-                    <pic:cNvPr id="0" name="Picture 5"/>
+                    <pic:cNvPr id="0" name="Picture 4"/>
                     <pic:cNvPicPr>
                       <a:picLocks noChangeAspect="1" noChangeArrowheads="1"/>
                     </pic:cNvPicPr>
                   </pic:nvPicPr>
                   <pic:blipFill>
-                    <a:blip r:embed="rId7" cstate="print">
+                    <a:blip r:embed="rId7">
                       <a:extLst>
                         <a:ext uri="{28A0092B-C50C-407E-A947-70E740481C1C}">
                           <a14:useLocalDpi xmlns:a14="http://schemas.microsoft.com/office/drawing/2010/main" val="0"/>
@@ -1110,7 +1762,7 @@
                   <pic:spPr bwMode="auto">
                     <a:xfrm>
                       <a:off x="0" y="0"/>
-                      <a:ext cx="5997492" cy="3313792"/>
+                      <a:ext cx="6115050" cy="2266950"/>
                     </a:xfrm>
                     <a:prstGeom prst="rect">
                       <a:avLst/>
@@ -1127,18 +1779,23 @@
         </w:drawing>
       </w:r>
     </w:p>
-    <w:p/>
-    <w:p/>
     <w:p>
+      <w:pPr>
+        <w:spacing w:after="100" w:line="252" w:lineRule="auto"/>
+      </w:pPr>
+    </w:p>
+    <w:p>
+      <w:pPr>
+        <w:spacing w:after="100" w:line="252" w:lineRule="auto"/>
+      </w:pPr>
       <w:r>
         <w:rPr>
           <w:noProof/>
         </w:rPr>
-        <w:lastRenderedPageBreak/>
         <w:drawing>
           <wp:inline distT="0" distB="0" distL="0" distR="0">
-            <wp:extent cx="6209030" cy="3466214"/>
-            <wp:effectExtent l="0" t="0" r="1270" b="1270"/>
+            <wp:extent cx="3381375" cy="1143000"/>
+            <wp:effectExtent l="0" t="0" r="9525" b="0"/>
             <wp:docPr id="6" name="Image 6"/>
             <wp:cNvGraphicFramePr>
               <a:graphicFrameLocks xmlns:a="http://schemas.openxmlformats.org/drawingml/2006/main" noChangeAspect="1"/>
@@ -1168,7 +1825,7 @@
                   <pic:spPr bwMode="auto">
                     <a:xfrm>
                       <a:off x="0" y="0"/>
-                      <a:ext cx="6221782" cy="3473333"/>
+                      <a:ext cx="3381375" cy="1143000"/>
                     </a:xfrm>
                     <a:prstGeom prst="rect">
                       <a:avLst/>
@@ -1189,7 +1846,7 @@
     </w:p>
     <w:sectPr>
       <w:pgSz w:w="11906" w:h="16838"/>
-      <w:pgMar w:top="1417" w:right="1417" w:bottom="1417" w:left="1417" w:header="708" w:footer="708" w:gutter="0"/>
+      <w:pgMar w:top="850" w:right="1020" w:bottom="850" w:left="1020" w:header="708" w:footer="708" w:gutter="0"/>
       <w:cols w:space="708"/>
       <w:docGrid w:linePitch="360"/>
     </w:sectPr>
@@ -1200,6 +1857,208 @@
 <file path=word/numbering.xml><?xml version="1.0" encoding="utf-8"?>
 <w:numbering xmlns:wpc="http://schemas.microsoft.com/office/word/2010/wordprocessingCanvas" xmlns:cx="http://schemas.microsoft.com/office/drawing/2014/chartex" xmlns:cx1="http://schemas.microsoft.com/office/drawing/2015/9/8/chartex" xmlns:cx2="http://schemas.microsoft.com/office/drawing/2015/10/21/chartex" xmlns:cx3="http://schemas.microsoft.com/office/drawing/2016/5/9/chartex" xmlns:cx4="http://schemas.microsoft.com/office/drawing/2016/5/10/chartex" xmlns:cx5="http://schemas.microsoft.com/office/drawing/2016/5/11/chartex" xmlns:cx6="http://schemas.microsoft.com/office/drawing/2016/5/12/chartex" xmlns:cx7="http://schemas.microsoft.com/office/drawing/2016/5/13/chartex" xmlns:cx8="http://schemas.microsoft.com/office/drawing/2016/5/14/chartex" xmlns:mc="http://schemas.openxmlformats.org/markup-compatibility/2006" xmlns:aink="http://schemas.microsoft.com/office/drawing/2016/ink" xmlns:am3d="http://schemas.microsoft.com/office/drawing/2017/model3d" xmlns:o="urn:schemas-microsoft-com:office:office" xmlns:r="http://schemas.openxmlformats.org/officeDocument/2006/relationships" xmlns:m="http://schemas.openxmlformats.org/officeDocument/2006/math" xmlns:v="urn:schemas-microsoft-com:vml" xmlns:wp14="http://schemas.microsoft.com/office/word/2010/wordprocessingDrawing" xmlns:wp="http://schemas.openxmlformats.org/drawingml/2006/wordprocessingDrawing" xmlns:w10="urn:schemas-microsoft-com:office:word" xmlns:w="http://schemas.openxmlformats.org/wordprocessingml/2006/main" xmlns:w14="http://schemas.microsoft.com/office/word/2010/wordml" xmlns:w15="http://schemas.microsoft.com/office/word/2012/wordml" xmlns:w16cid="http://schemas.microsoft.com/office/word/2016/wordml/cid" xmlns:w16se="http://schemas.microsoft.com/office/word/2015/wordml/symex" xmlns:wpg="http://schemas.microsoft.com/office/word/2010/wordprocessingGroup" xmlns:wpi="http://schemas.microsoft.com/office/word/2010/wordprocessingInk" xmlns:wne="http://schemas.microsoft.com/office/word/2006/wordml" xmlns:wps="http://schemas.microsoft.com/office/word/2010/wordprocessingShape" mc:Ignorable="w14 w15 w16se w16cid wp14">
   <w:abstractNum w:abstractNumId="0" w15:restartNumberingAfterBreak="0">
+    <w:nsid w:val="02B461D8"/>
+    <w:multiLevelType w:val="hybridMultilevel"/>
+    <w:tmpl w:val="DF042B2C"/>
+    <w:lvl w:ilvl="0" w:tplc="040C0001">
+      <w:start w:val="1"/>
+      <w:numFmt w:val="bullet"/>
+      <w:lvlText w:val=""/>
+      <w:lvlJc w:val="left"/>
+      <w:pPr>
+        <w:ind w:left="720" w:hanging="360"/>
+      </w:pPr>
+      <w:rPr>
+        <w:rFonts w:ascii="Symbol" w:hAnsi="Symbol" w:hint="default"/>
+      </w:rPr>
+    </w:lvl>
+    <w:lvl w:ilvl="1" w:tplc="040C0003" w:tentative="1">
+      <w:start w:val="1"/>
+      <w:numFmt w:val="bullet"/>
+      <w:lvlText w:val="o"/>
+      <w:lvlJc w:val="left"/>
+      <w:pPr>
+        <w:ind w:left="1440" w:hanging="360"/>
+      </w:pPr>
+      <w:rPr>
+        <w:rFonts w:ascii="Courier New" w:hAnsi="Courier New" w:cs="Courier New" w:hint="default"/>
+      </w:rPr>
+    </w:lvl>
+    <w:lvl w:ilvl="2" w:tplc="040C0005" w:tentative="1">
+      <w:start w:val="1"/>
+      <w:numFmt w:val="bullet"/>
+      <w:lvlText w:val=""/>
+      <w:lvlJc w:val="left"/>
+      <w:pPr>
+        <w:ind w:left="2160" w:hanging="360"/>
+      </w:pPr>
+      <w:rPr>
+        <w:rFonts w:ascii="Wingdings" w:hAnsi="Wingdings" w:hint="default"/>
+      </w:rPr>
+    </w:lvl>
+    <w:lvl w:ilvl="3" w:tplc="040C0001" w:tentative="1">
+      <w:start w:val="1"/>
+      <w:numFmt w:val="bullet"/>
+      <w:lvlText w:val=""/>
+      <w:lvlJc w:val="left"/>
+      <w:pPr>
+        <w:ind w:left="2880" w:hanging="360"/>
+      </w:pPr>
+      <w:rPr>
+        <w:rFonts w:ascii="Symbol" w:hAnsi="Symbol" w:hint="default"/>
+      </w:rPr>
+    </w:lvl>
+    <w:lvl w:ilvl="4" w:tplc="040C0003" w:tentative="1">
+      <w:start w:val="1"/>
+      <w:numFmt w:val="bullet"/>
+      <w:lvlText w:val="o"/>
+      <w:lvlJc w:val="left"/>
+      <w:pPr>
+        <w:ind w:left="3600" w:hanging="360"/>
+      </w:pPr>
+      <w:rPr>
+        <w:rFonts w:ascii="Courier New" w:hAnsi="Courier New" w:cs="Courier New" w:hint="default"/>
+      </w:rPr>
+    </w:lvl>
+    <w:lvl w:ilvl="5" w:tplc="040C0005" w:tentative="1">
+      <w:start w:val="1"/>
+      <w:numFmt w:val="bullet"/>
+      <w:lvlText w:val=""/>
+      <w:lvlJc w:val="left"/>
+      <w:pPr>
+        <w:ind w:left="4320" w:hanging="360"/>
+      </w:pPr>
+      <w:rPr>
+        <w:rFonts w:ascii="Wingdings" w:hAnsi="Wingdings" w:hint="default"/>
+      </w:rPr>
+    </w:lvl>
+    <w:lvl w:ilvl="6" w:tplc="040C0001" w:tentative="1">
+      <w:start w:val="1"/>
+      <w:numFmt w:val="bullet"/>
+      <w:lvlText w:val=""/>
+      <w:lvlJc w:val="left"/>
+      <w:pPr>
+        <w:ind w:left="5040" w:hanging="360"/>
+      </w:pPr>
+      <w:rPr>
+        <w:rFonts w:ascii="Symbol" w:hAnsi="Symbol" w:hint="default"/>
+      </w:rPr>
+    </w:lvl>
+    <w:lvl w:ilvl="7" w:tplc="040C0003" w:tentative="1">
+      <w:start w:val="1"/>
+      <w:numFmt w:val="bullet"/>
+      <w:lvlText w:val="o"/>
+      <w:lvlJc w:val="left"/>
+      <w:pPr>
+        <w:ind w:left="5760" w:hanging="360"/>
+      </w:pPr>
+      <w:rPr>
+        <w:rFonts w:ascii="Courier New" w:hAnsi="Courier New" w:cs="Courier New" w:hint="default"/>
+      </w:rPr>
+    </w:lvl>
+    <w:lvl w:ilvl="8" w:tplc="040C0005" w:tentative="1">
+      <w:start w:val="1"/>
+      <w:numFmt w:val="bullet"/>
+      <w:lvlText w:val=""/>
+      <w:lvlJc w:val="left"/>
+      <w:pPr>
+        <w:ind w:left="6480" w:hanging="360"/>
+      </w:pPr>
+      <w:rPr>
+        <w:rFonts w:ascii="Wingdings" w:hAnsi="Wingdings" w:hint="default"/>
+      </w:rPr>
+    </w:lvl>
+  </w:abstractNum>
+  <w:abstractNum w:abstractNumId="1" w15:restartNumberingAfterBreak="0">
+    <w:nsid w:val="158F3FA0"/>
+    <w:multiLevelType w:val="hybridMultilevel"/>
+    <w:tmpl w:val="11A68EE8"/>
+    <w:lvl w:ilvl="0" w:tplc="12BAA726">
+      <w:start w:val="1"/>
+      <w:numFmt w:val="decimal"/>
+      <w:lvlText w:val="%1-"/>
+      <w:lvlJc w:val="left"/>
+      <w:pPr>
+        <w:ind w:left="720" w:hanging="360"/>
+      </w:pPr>
+      <w:rPr>
+        <w:rFonts w:hint="default"/>
+      </w:rPr>
+    </w:lvl>
+    <w:lvl w:ilvl="1" w:tplc="040C0019" w:tentative="1">
+      <w:start w:val="1"/>
+      <w:numFmt w:val="lowerLetter"/>
+      <w:lvlText w:val="%2."/>
+      <w:lvlJc w:val="left"/>
+      <w:pPr>
+        <w:ind w:left="1440" w:hanging="360"/>
+      </w:pPr>
+    </w:lvl>
+    <w:lvl w:ilvl="2" w:tplc="040C001B" w:tentative="1">
+      <w:start w:val="1"/>
+      <w:numFmt w:val="lowerRoman"/>
+      <w:lvlText w:val="%3."/>
+      <w:lvlJc w:val="right"/>
+      <w:pPr>
+        <w:ind w:left="2160" w:hanging="180"/>
+      </w:pPr>
+    </w:lvl>
+    <w:lvl w:ilvl="3" w:tplc="040C000F" w:tentative="1">
+      <w:start w:val="1"/>
+      <w:numFmt w:val="decimal"/>
+      <w:lvlText w:val="%4."/>
+      <w:lvlJc w:val="left"/>
+      <w:pPr>
+        <w:ind w:left="2880" w:hanging="360"/>
+      </w:pPr>
+    </w:lvl>
+    <w:lvl w:ilvl="4" w:tplc="040C0019" w:tentative="1">
+      <w:start w:val="1"/>
+      <w:numFmt w:val="lowerLetter"/>
+      <w:lvlText w:val="%5."/>
+      <w:lvlJc w:val="left"/>
+      <w:pPr>
+        <w:ind w:left="3600" w:hanging="360"/>
+      </w:pPr>
+    </w:lvl>
+    <w:lvl w:ilvl="5" w:tplc="040C001B" w:tentative="1">
+      <w:start w:val="1"/>
+      <w:numFmt w:val="lowerRoman"/>
+      <w:lvlText w:val="%6."/>
+      <w:lvlJc w:val="right"/>
+      <w:pPr>
+        <w:ind w:left="4320" w:hanging="180"/>
+      </w:pPr>
+    </w:lvl>
+    <w:lvl w:ilvl="6" w:tplc="040C000F" w:tentative="1">
+      <w:start w:val="1"/>
+      <w:numFmt w:val="decimal"/>
+      <w:lvlText w:val="%7."/>
+      <w:lvlJc w:val="left"/>
+      <w:pPr>
+        <w:ind w:left="5040" w:hanging="360"/>
+      </w:pPr>
+    </w:lvl>
+    <w:lvl w:ilvl="7" w:tplc="040C0019" w:tentative="1">
+      <w:start w:val="1"/>
+      <w:numFmt w:val="lowerLetter"/>
+      <w:lvlText w:val="%8."/>
+      <w:lvlJc w:val="left"/>
+      <w:pPr>
+        <w:ind w:left="5760" w:hanging="360"/>
+      </w:pPr>
+    </w:lvl>
+    <w:lvl w:ilvl="8" w:tplc="040C001B" w:tentative="1">
+      <w:start w:val="1"/>
+      <w:numFmt w:val="lowerRoman"/>
+      <w:lvlText w:val="%9."/>
+      <w:lvlJc w:val="right"/>
+      <w:pPr>
+        <w:ind w:left="6480" w:hanging="180"/>
+      </w:pPr>
+    </w:lvl>
+  </w:abstractNum>
+  <w:abstractNum w:abstractNumId="2" w15:restartNumberingAfterBreak="0">
     <w:nsid w:val="306D0DA7"/>
     <w:multiLevelType w:val="hybridMultilevel"/>
     <w:tmpl w:val="E7B0E406"/>
@@ -1313,7 +2172,13 @@
     </w:lvl>
   </w:abstractNum>
   <w:num w:numId="1">
+    <w:abstractNumId w:val="2"/>
+  </w:num>
+  <w:num w:numId="2">
     <w:abstractNumId w:val="0"/>
+  </w:num>
+  <w:num w:numId="3">
+    <w:abstractNumId w:val="1"/>
   </w:num>
 </w:numbering>
 </file>
@@ -1323,9 +2188,8 @@
   <w:docDefaults>
     <w:rPrDefault>
       <w:rPr>
-        <w:rFonts w:asciiTheme="minorHAnsi" w:eastAsiaTheme="minorHAnsi" w:hAnsiTheme="minorHAnsi" w:cstheme="minorBidi"/>
-        <w:sz w:val="22"/>
-        <w:szCs w:val="22"/>
+        <w:rFonts w:ascii="Arial" w:eastAsia="Arial" w:hAnsi="Arial" w:cs="Arial"/>
+        <w:color w:val="000000"/>
         <w:lang w:val="fr-FR" w:eastAsia="en-US" w:bidi="ar-SA"/>
       </w:rPr>
     </w:rPrDefault>
@@ -1720,9 +2584,6 @@
       <w:spacing w:after="0" w:line="240" w:lineRule="auto"/>
     </w:pPr>
     <w:rPr>
-      <w:rFonts w:ascii="Times New Roman" w:eastAsia="MS Mincho" w:hAnsi="Times New Roman" w:cs="Times New Roman"/>
-      <w:sz w:val="24"/>
-      <w:szCs w:val="24"/>
       <w:lang w:eastAsia="ja-JP"/>
     </w:rPr>
   </w:style>
@@ -1771,11 +2632,6 @@
     <w:pPr>
       <w:spacing w:after="0" w:line="240" w:lineRule="auto"/>
     </w:pPr>
-    <w:rPr>
-      <w:rFonts w:ascii="Times New Roman" w:eastAsia="MS Mincho" w:hAnsi="Times New Roman" w:cs="Times New Roman"/>
-      <w:sz w:val="20"/>
-      <w:szCs w:val="20"/>
-    </w:rPr>
     <w:tblPr>
       <w:tblInd w:w="0" w:type="nil"/>
       <w:tblBorders>
@@ -1796,7 +2652,8 @@
     <w:unhideWhenUsed/>
     <w:rsid w:val="00426ECF"/>
     <w:rPr>
-      <w:rFonts w:ascii="Courier New" w:eastAsia="Times New Roman" w:hAnsi="Courier New" w:cs="Courier New"/>
+      <w:rFonts w:ascii="Arial" w:eastAsia="Arial" w:hAnsi="Arial" w:cs="Arial"/>
+      <w:color w:val="000000"/>
       <w:sz w:val="20"/>
       <w:szCs w:val="20"/>
     </w:rPr>
@@ -1808,8 +2665,27 @@
     <w:qFormat/>
     <w:rsid w:val="00426ECF"/>
     <w:rPr>
+      <w:rFonts w:ascii="Arial" w:eastAsia="Arial" w:hAnsi="Arial" w:cs="Arial"/>
       <w:b/>
       <w:bCs/>
+      <w:color w:val="000000"/>
+      <w:sz w:val="20"/>
+      <w:szCs w:val="20"/>
+    </w:rPr>
+  </w:style>
+  <w:style w:type="character" w:styleId="Accentuation">
+    <w:name w:val="Emphasis"/>
+    <w:basedOn w:val="Policepardfaut"/>
+    <w:uiPriority w:val="20"/>
+    <w:qFormat/>
+    <w:rsid w:val="00BC045F"/>
+    <w:rPr>
+      <w:rFonts w:ascii="Arial" w:eastAsia="Arial" w:hAnsi="Arial" w:cs="Arial"/>
+      <w:i/>
+      <w:iCs/>
+      <w:color w:val="000000"/>
+      <w:sz w:val="20"/>
+      <w:szCs w:val="20"/>
     </w:rPr>
   </w:style>
 </w:styles>

--- a/Fiches-descriptive/Fiche-descriptive_CreerUneSalle.docx
+++ b/Fiches-descriptive/Fiche-descriptive_CreerUneSalle.docx
@@ -307,35 +307,35 @@
               <w:rPr>
                 <w:noProof/>
               </w:rPr>
-              <w:t>EN TANT QUE …&lt;Utilisateur&gt; Gestionnaire</w:t>
-            </w:r>
-          </w:p>
-          <w:p>
-            <w:pPr>
-              <w:spacing w:after="60" w:line="252" w:lineRule="auto"/>
-              <w:rPr>
-                <w:noProof/>
-              </w:rPr>
-            </w:pPr>
-            <w:r>
-              <w:rPr>
-                <w:noProof/>
-              </w:rPr>
-              <w:t>JE SOUHAITE … &lt;Remplir des informations&gt; Créer une salle</w:t>
-            </w:r>
-          </w:p>
-          <w:p>
-            <w:pPr>
-              <w:spacing w:after="60" w:line="252" w:lineRule="auto"/>
-              <w:rPr>
-                <w:noProof/>
-              </w:rPr>
-            </w:pPr>
-            <w:r>
-              <w:rPr>
-                <w:noProof/>
-              </w:rPr>
-              <w:t>AFIN DE … &lt;Créer un acteur&gt; sauvegarder une salle dans le SI SESAM</w:t>
+              <w:t>EN TANT QUE …Gestionnaire</w:t>
+            </w:r>
+          </w:p>
+          <w:p>
+            <w:pPr>
+              <w:spacing w:after="60" w:line="252" w:lineRule="auto"/>
+              <w:rPr>
+                <w:noProof/>
+              </w:rPr>
+            </w:pPr>
+            <w:r>
+              <w:rPr>
+                <w:noProof/>
+              </w:rPr>
+              <w:t>JE SOUHAITE … Créer une salle</w:t>
+            </w:r>
+          </w:p>
+          <w:p>
+            <w:pPr>
+              <w:spacing w:after="60" w:line="252" w:lineRule="auto"/>
+              <w:rPr>
+                <w:noProof/>
+              </w:rPr>
+            </w:pPr>
+            <w:r>
+              <w:rPr>
+                <w:noProof/>
+              </w:rPr>
+              <w:t>AFIN DE … sauvegarder une salle dans le SI SESAM</w:t>
             </w:r>
           </w:p>
           <w:p>
@@ -434,7 +434,7 @@
               <w:rPr>
                 <w:noProof/>
               </w:rPr>
-              <w:t>Avoir l’acteur au sein du SI</w:t>
+              <w:t>Enregistrer une salle en bdd</w:t>
             </w:r>
           </w:p>
           <w:p>
@@ -530,7 +530,7 @@
               <w:rPr>
                 <w:noProof/>
               </w:rPr>
-              <w:t>Le nom, le type de salle, le batiment, la localisation et la capacité sont obligatoires</w:t>
+              <w:t>Le nom, le type de salle, le batiment, et la capacité sont obligatoires</w:t>
             </w:r>
             <w:r>
               <w:rPr>
@@ -968,10 +968,7 @@
               <w:spacing w:after="60" w:line="252" w:lineRule="auto"/>
             </w:pPr>
             <w:r>
-              <w:t xml:space="preserve">2. Le système affiche le formulaire de </w:t>
-            </w:r>
-            <w:r>
-              <w:t>création d’une salle.</w:t>
+              <w:t>2. Le système affiche le formulaire de création d’une salle.</w:t>
             </w:r>
           </w:p>
         </w:tc>
@@ -993,8 +990,24 @@
               <w:spacing w:after="60" w:line="252" w:lineRule="auto"/>
             </w:pPr>
             <w:r>
-              <w:t>3. Le gestionnaire renseigne le nom, le type, le bâtiment, la localisation et la capacité si nécessaire.</w:t>
-            </w:r>
+              <w:t xml:space="preserve">3. Le gestionnaire renseigne le nom, le type, le bâtiment, </w:t>
+            </w:r>
+            <w:r>
+              <w:t>et l’</w:t>
+            </w:r>
+            <w:proofErr w:type="spellStart"/>
+            <w:r>
+              <w:t>etat</w:t>
+            </w:r>
+            <w:proofErr w:type="spellEnd"/>
+            <w:r>
+              <w:t xml:space="preserve"> et la capacité</w:t>
+            </w:r>
+            <w:r>
+              <w:t>.</w:t>
+            </w:r>
+            <w:bookmarkStart w:id="0" w:name="_GoBack"/>
+            <w:bookmarkEnd w:id="0"/>
           </w:p>
         </w:tc>
         <w:tc>
@@ -1079,10 +1092,7 @@
               <w:spacing w:after="60" w:line="252" w:lineRule="auto"/>
             </w:pPr>
             <w:r>
-              <w:t xml:space="preserve">6. Le </w:t>
-            </w:r>
-            <w:r>
-              <w:t>système vérifie que le nom de la salle n’existe pas déjà.</w:t>
+              <w:t>6. Le système vérifie que le nom de la salle n’existe pas déjà.</w:t>
             </w:r>
           </w:p>
         </w:tc>
@@ -1253,10 +1263,7 @@
               <w:spacing w:after="60" w:line="252" w:lineRule="auto"/>
             </w:pPr>
             <w:r>
-              <w:t xml:space="preserve">5a.1 Un ou </w:t>
-            </w:r>
-            <w:r>
-              <w:t>plusieurs champs obligatoires ne sont pas renseignés ou sont invalides.</w:t>
+              <w:t>5a.1 Un ou plusieurs champs obligatoires ne sont pas renseignés ou sont invalides.</w:t>
             </w:r>
           </w:p>
         </w:tc>
@@ -1449,10 +1456,7 @@
               <w:spacing w:after="60" w:line="252" w:lineRule="auto"/>
             </w:pPr>
             <w:r>
-              <w:t xml:space="preserve">3a.1 Le </w:t>
-            </w:r>
-            <w:r>
-              <w:t>gestionnaire sélectionne « Annuler ».</w:t>
+              <w:t>3a.1 Le gestionnaire sélectionne « Annuler ».</w:t>
             </w:r>
           </w:p>
         </w:tc>
@@ -1841,8 +1845,6 @@
           </wp:inline>
         </w:drawing>
       </w:r>
-      <w:bookmarkStart w:id="0" w:name="_GoBack"/>
-      <w:bookmarkEnd w:id="0"/>
     </w:p>
     <w:sectPr>
       <w:pgSz w:w="11906" w:h="16838"/>
